--- a/06-学生侧材料/讲义/2026-06-23-络合滴定与重量分析.docx
+++ b/06-学生侧材料/讲义/2026-06-23-络合滴定与重量分析.docx
@@ -2,7 +2,7 @@
 <file path=word/document.xml><?xml version="1.0" encoding="utf-8"?>
 <w:document xmlns:w="http://schemas.openxmlformats.org/wordprocessingml/2006/main" xmlns:m="http://schemas.openxmlformats.org/officeDocument/2006/math" xmlns:r="http://schemas.openxmlformats.org/officeDocument/2006/relationships" xmlns:o="urn:schemas-microsoft-com:office:office" xmlns:v="urn:schemas-microsoft-com:vml" xmlns:w10="urn:schemas-microsoft-com:office:word" xmlns:a="http://schemas.openxmlformats.org/drawingml/2006/main" xmlns:pic="http://schemas.openxmlformats.org/drawingml/2006/picture" xmlns:wp="http://schemas.openxmlformats.org/drawingml/2006/wordprocessingDrawing">
   <w:body>
-    <w:bookmarkStart w:id="51" w:name="络合滴定与重量分析提高班"/>
+    <w:bookmarkStart w:id="54" w:name="络合滴定与重量分析提高班"/>
     <w:p>
       <w:pPr>
         <w:pStyle w:val="Heading1"/>
@@ -132,7 +132,7 @@
       </w:r>
     </w:p>
     <w:bookmarkEnd w:id="9"/>
-    <w:bookmarkStart w:id="15" w:name="一edta配位滴定基础"/>
+    <w:bookmarkStart w:id="18" w:name="一edta配位滴定基础"/>
     <w:p>
       <w:pPr>
         <w:pStyle w:val="Heading2"/>
@@ -144,7 +144,7 @@
         <w:t xml:space="preserve">一、EDTA配位滴定基础</w:t>
       </w:r>
     </w:p>
-    <w:bookmarkStart w:id="10" w:name="edta的结构与配位特性"/>
+    <w:bookmarkStart w:id="13" w:name="edta的结构与配位特性"/>
     <w:p>
       <w:pPr>
         <w:pStyle w:val="Heading3"/>
@@ -181,6 +181,14 @@
         <w:t xml:space="preserve"> </w:t>
       </w:r>
       <m:oMath>
+        <m:oMathPr>
+          <m:ctrlPr>
+            <w:rPr>
+              <w:sz w:val="28"/>
+              <w:szCs w:val="28"/>
+            </w:rPr>
+          </m:ctrlPr>
+        </m:oMathPr>
         <m:r>
           <m:rPr>
             <m:sty m:val="p"/>
@@ -279,6 +287,14 @@
         <w:t xml:space="preserve"> </w:t>
       </w:r>
       <m:oMath>
+        <m:oMathPr>
+          <m:ctrlPr>
+            <w:rPr>
+              <w:sz w:val="28"/>
+              <w:szCs w:val="28"/>
+            </w:rPr>
+          </m:ctrlPr>
+        </m:oMathPr>
         <m:r>
           <m:t>372.24</m:t>
         </m:r>
@@ -325,6 +341,14 @@
         <w:t xml:space="preserve"> </w:t>
       </w:r>
       <m:oMath>
+        <m:oMathPr>
+          <m:ctrlPr>
+            <w:rPr>
+              <w:sz w:val="28"/>
+              <w:szCs w:val="28"/>
+            </w:rPr>
+          </m:ctrlPr>
+        </m:oMathPr>
         <m:r>
           <m:t>0.3</m:t>
         </m:r>
@@ -476,6 +500,12 @@
       <m:oMathPara>
         <m:oMathParaPr>
           <m:jc m:val="center"/>
+          <m:ctrlPr>
+            <w:rPr>
+              <w:sz w:val="28"/>
+              <w:szCs w:val="28"/>
+            </w:rPr>
+          </m:ctrlPr>
         </m:oMathParaPr>
         <m:oMath>
           <m:sSub>
@@ -858,12 +888,6 @@
         <w:pStyle w:val="BlockText"/>
       </w:pPr>
       <w:r>
-        <w:t xml:space="preserve">💡</w:t>
-      </w:r>
-      <w:r>
-        <w:t xml:space="preserve"> </w:t>
-      </w:r>
-      <w:r>
         <w:rPr>
           <w:rFonts w:hint="eastAsia" w:eastAsia="SimSun" w:ascii="Times New Roman" w:hAnsi="Times New Roman"/>
           <w:b/>
@@ -887,6 +911,153 @@
     <w:p>
       <w:pPr>
         <w:pStyle w:val="FirstParagraph"/>
+        <w:jc w:val="center"/>
+      </w:pPr>
+      <w:r>
+        <w:rPr>
+          <w:b w:val="0"/>
+          <w:i w:val="0"/>
+          <w:sz w:val="21"/>
+        </w:rPr>
+        <w:drawing>
+          <wp:inline>
+            <wp:extent cx="3810000" cy="2540000"/>
+            <wp:effectExtent b="0" l="0" r="0" t="0"/>
+            <wp:docPr descr="EDTA 的分子结构" title="" id="11" name="Picture"/>
+            <a:graphic>
+              <a:graphicData uri="http://schemas.openxmlformats.org/drawingml/2006/picture">
+                <pic:pic>
+                  <pic:nvPicPr>
+                    <pic:cNvPr descr="media/edta-structure.jpg" id="12" name="Picture"/>
+                    <pic:cNvPicPr>
+                      <a:picLocks noChangeArrowheads="1" noChangeAspect="1"/>
+                    </pic:cNvPicPr>
+                  </pic:nvPicPr>
+                  <pic:blipFill>
+                    <a:blip r:embed="rId10"/>
+                    <a:stretch>
+                      <a:fillRect/>
+                    </a:stretch>
+                  </pic:blipFill>
+                  <pic:spPr bwMode="auto">
+                    <a:xfrm>
+                      <a:off x="0" y="0"/>
+                      <a:ext cx="3810000" cy="2540000"/>
+                    </a:xfrm>
+                    <a:prstGeom prst="rect">
+                      <a:avLst/>
+                    </a:prstGeom>
+                    <a:noFill/>
+                    <a:ln w="9525">
+                      <a:noFill/>
+                      <a:headEnd/>
+                      <a:tailEnd/>
+                    </a:ln>
+                  </pic:spPr>
+                </pic:pic>
+              </a:graphicData>
+            </a:graphic>
+          </wp:inline>
+        </w:drawing>
+      </w:r>
+      <w:r>
+        <w:rPr>
+          <w:b w:val="0"/>
+          <w:i w:val="0"/>
+          <w:sz w:val="21"/>
+        </w:rPr>
+        <w:t xml:space="preserve"> </w:t>
+      </w:r>
+      <w:r>
+        <w:rPr>
+          <w:rFonts w:hint="eastAsia" w:eastAsia="FangSong" w:ascii="Times New Roman" w:hAnsi="Times New Roman"/>
+          <w:b w:val="0"/>
+          <w:i w:val="0"/>
+          <w:iCs/>
+          <w:sz w:val="21"/>
+        </w:rPr>
+        <w:t xml:space="preserve">图</w:t>
+      </w:r>
+      <w:r>
+        <w:rPr>
+          <w:b w:val="0"/>
+          <w:i w:val="0"/>
+          <w:iCs/>
+          <w:sz w:val="21"/>
+        </w:rPr>
+        <w:t xml:space="preserve"> </w:t>
+      </w:r>
+      <w:r>
+        <w:rPr>
+          <w:rFonts w:hint="eastAsia" w:eastAsia="FangSong" w:ascii="Times New Roman" w:hAnsi="Times New Roman"/>
+          <w:b w:val="0"/>
+          <w:i w:val="0"/>
+          <w:iCs/>
+          <w:sz w:val="21"/>
+        </w:rPr>
+        <w:t xml:space="preserve">EDTA（乙二胺四乙酸）的分子结构——含4个羧基（—COOH）和2个氨基（—N₍），共6个配位原子（4O</w:t>
+      </w:r>
+      <w:r>
+        <w:rPr>
+          <w:b w:val="0"/>
+          <w:i w:val="0"/>
+          <w:iCs/>
+          <w:sz w:val="21"/>
+        </w:rPr>
+        <w:t xml:space="preserve"> + </w:t>
+      </w:r>
+      <w:r>
+        <w:rPr>
+          <w:rFonts w:hint="eastAsia" w:eastAsia="FangSong" w:ascii="Times New Roman" w:hAnsi="Times New Roman"/>
+          <w:b w:val="0"/>
+          <w:i w:val="0"/>
+          <w:iCs/>
+          <w:sz w:val="21"/>
+        </w:rPr>
+        <w:t xml:space="preserve">2N）。与金属离子配位时形成5个五元螯合环，具有极高的稳定常数。EDTA</w:t>
+      </w:r>
+      <w:r>
+        <w:rPr>
+          <w:b w:val="0"/>
+          <w:i w:val="0"/>
+          <w:iCs/>
+          <w:sz w:val="21"/>
+        </w:rPr>
+        <w:t xml:space="preserve"> </w:t>
+      </w:r>
+      <w:r>
+        <w:rPr>
+          <w:rFonts w:hint="eastAsia" w:eastAsia="FangSong" w:ascii="Times New Roman" w:hAnsi="Times New Roman"/>
+          <w:b w:val="0"/>
+          <w:i w:val="0"/>
+          <w:iCs/>
+          <w:sz w:val="21"/>
+        </w:rPr>
+        <w:t xml:space="preserve">的六齿配位特性使其成为容量分析中最常用的配位滴定剂（分析化学第六版</w:t>
+      </w:r>
+      <w:r>
+        <w:rPr>
+          <w:b w:val="0"/>
+          <w:i w:val="0"/>
+          <w:iCs/>
+          <w:sz w:val="21"/>
+        </w:rPr>
+        <w:t xml:space="preserve"> </w:t>
+      </w:r>
+      <w:r>
+        <w:rPr>
+          <w:rFonts w:hint="eastAsia" w:eastAsia="FangSong" w:ascii="Times New Roman" w:hAnsi="Times New Roman"/>
+          <w:b w:val="0"/>
+          <w:i w:val="0"/>
+          <w:iCs/>
+          <w:sz w:val="21"/>
+        </w:rPr>
+        <w:t xml:space="preserve">第6章）</w:t>
+      </w:r>
+    </w:p>
+    <w:p>
+      <w:pPr>
+        <w:pStyle w:val="BodyText"/>
       </w:pPr>
       <w:r>
         <w:rPr>
@@ -985,6 +1156,12 @@
       <m:oMathPara>
         <m:oMathParaPr>
           <m:jc m:val="center"/>
+          <m:ctrlPr>
+            <w:rPr>
+              <w:sz w:val="28"/>
+              <w:szCs w:val="28"/>
+            </w:rPr>
+          </m:ctrlPr>
         </m:oMathParaPr>
         <m:oMath>
           <m:sSup>
@@ -1595,12 +1772,6 @@
         <w:pStyle w:val="BlockText"/>
       </w:pPr>
       <w:r>
-        <w:t xml:space="preserve">⚠️</w:t>
-      </w:r>
-      <w:r>
-        <w:t xml:space="preserve"> </w:t>
-      </w:r>
-      <w:r>
         <w:rPr>
           <w:rFonts w:hint="eastAsia" w:eastAsia="SimSun" w:ascii="Times New Roman" w:hAnsi="Times New Roman"/>
           <w:b/>
@@ -1701,8 +1872,8 @@
         <w:t xml:space="preserve">的分布分数越小，酸效应越强。</w:t>
       </w:r>
     </w:p>
-    <w:bookmarkEnd w:id="10"/>
-    <w:bookmarkStart w:id="14" w:name="绝对稳定常数与条件稳定常数"/>
+    <w:bookmarkEnd w:id="13"/>
+    <w:bookmarkStart w:id="17" w:name="绝对稳定常数与条件稳定常数"/>
     <w:p>
       <w:pPr>
         <w:pStyle w:val="Heading3"/>
@@ -1717,7 +1888,7 @@
         <w:t xml:space="preserve">绝对稳定常数与条件稳定常数</w:t>
       </w:r>
     </w:p>
-    <w:bookmarkStart w:id="11" w:name="绝对稳定常数"/>
+    <w:bookmarkStart w:id="14" w:name="绝对稳定常数"/>
     <w:p>
       <w:pPr>
         <w:pStyle w:val="Heading4"/>
@@ -1747,6 +1918,12 @@
       <m:oMathPara>
         <m:oMathParaPr>
           <m:jc m:val="center"/>
+          <m:ctrlPr>
+            <w:rPr>
+              <w:sz w:val="28"/>
+              <w:szCs w:val="28"/>
+            </w:rPr>
+          </m:ctrlPr>
         </m:oMathParaPr>
         <m:oMath>
           <m:sSub>
@@ -2843,8 +3020,8 @@
         </w:tc>
       </w:tr>
     </w:tbl>
-    <w:bookmarkEnd w:id="11"/>
-    <w:bookmarkStart w:id="12" w:name="条件稳定常数核心概念"/>
+    <w:bookmarkEnd w:id="14"/>
+    <w:bookmarkStart w:id="15" w:name="条件稳定常数核心概念"/>
     <w:p>
       <w:pPr>
         <w:pStyle w:val="Heading4"/>
@@ -2874,6 +3051,12 @@
       <m:oMathPara>
         <m:oMathParaPr>
           <m:jc m:val="center"/>
+          <m:ctrlPr>
+            <w:rPr>
+              <w:sz w:val="28"/>
+              <w:szCs w:val="28"/>
+            </w:rPr>
+          </m:ctrlPr>
         </m:oMathParaPr>
         <m:oMath>
           <m:sSubSup>
@@ -2987,6 +3170,12 @@
       <m:oMathPara>
         <m:oMathParaPr>
           <m:jc m:val="center"/>
+          <m:ctrlPr>
+            <w:rPr>
+              <w:sz w:val="28"/>
+              <w:szCs w:val="28"/>
+            </w:rPr>
+          </m:ctrlPr>
         </m:oMathParaPr>
         <m:oMath>
           <m:r>
@@ -3312,12 +3501,6 @@
         <w:pStyle w:val="BlockText"/>
       </w:pPr>
       <w:r>
-        <w:t xml:space="preserve">⚠️</w:t>
-      </w:r>
-      <w:r>
-        <w:t xml:space="preserve"> </w:t>
-      </w:r>
-      <w:r>
         <w:rPr>
           <w:rFonts w:hint="eastAsia" w:eastAsia="SimSun" w:ascii="Times New Roman" w:hAnsi="Times New Roman"/>
           <w:b/>
@@ -3394,6 +3577,14 @@
         <w:t xml:space="preserve"> </w:t>
       </w:r>
       <m:oMath>
+        <m:oMathPr>
+          <m:ctrlPr>
+            <w:rPr>
+              <w:sz w:val="28"/>
+              <w:szCs w:val="28"/>
+            </w:rPr>
+          </m:ctrlPr>
+        </m:oMathPr>
         <m:sSubSup>
           <m:e>
             <m:r>
@@ -3455,8 +3646,8 @@
         <w:t xml:space="preserve">。</w:t>
       </w:r>
     </w:p>
-    <w:bookmarkEnd w:id="12"/>
-    <w:bookmarkStart w:id="13" w:name="酸效应系数与ph的关系教材提炼"/>
+    <w:bookmarkEnd w:id="15"/>
+    <w:bookmarkStart w:id="16" w:name="酸效应系数与ph的关系教材提炼"/>
     <w:p>
       <w:pPr>
         <w:pStyle w:val="Heading4"/>
@@ -3950,6 +4141,14 @@
         <w:t xml:space="preserve">时，</w:t>
       </w:r>
       <m:oMath>
+        <m:oMathPr>
+          <m:ctrlPr>
+            <w:rPr>
+              <w:sz w:val="28"/>
+              <w:szCs w:val="28"/>
+            </w:rPr>
+          </m:ctrlPr>
+        </m:oMathPr>
         <m:r>
           <m:rPr>
             <m:sty m:val="p"/>
@@ -4013,10 +4212,10 @@
         </w:pict>
       </w:r>
     </w:p>
-    <w:bookmarkEnd w:id="13"/>
-    <w:bookmarkEnd w:id="14"/>
-    <w:bookmarkEnd w:id="15"/>
-    <w:bookmarkStart w:id="18" w:name="二络合滴定曲线与准确滴定判据"/>
+    <w:bookmarkEnd w:id="16"/>
+    <w:bookmarkEnd w:id="17"/>
+    <w:bookmarkEnd w:id="18"/>
+    <w:bookmarkStart w:id="21" w:name="二络合滴定曲线与准确滴定判据"/>
     <w:p>
       <w:pPr>
         <w:pStyle w:val="Heading2"/>
@@ -4028,7 +4227,7 @@
         <w:t xml:space="preserve">二、络合滴定曲线与准确滴定判据</w:t>
       </w:r>
     </w:p>
-    <w:bookmarkStart w:id="16" w:name="配位滴定曲线"/>
+    <w:bookmarkStart w:id="19" w:name="配位滴定曲线"/>
     <w:p>
       <w:pPr>
         <w:pStyle w:val="Heading3"/>
@@ -4054,6 +4253,14 @@
         <w:t xml:space="preserve">以pM（</w:t>
       </w:r>
       <m:oMath>
+        <m:oMathPr>
+          <m:ctrlPr>
+            <w:rPr>
+              <w:sz w:val="28"/>
+              <w:szCs w:val="28"/>
+            </w:rPr>
+          </m:ctrlPr>
+        </m:oMathPr>
         <m:r>
           <m:rPr>
             <m:sty m:val="p"/>
@@ -4099,6 +4306,12 @@
       <m:oMathPara>
         <m:oMathParaPr>
           <m:jc m:val="center"/>
+          <m:ctrlPr>
+            <w:rPr>
+              <w:sz w:val="28"/>
+              <w:szCs w:val="28"/>
+            </w:rPr>
+          </m:ctrlPr>
         </m:oMathParaPr>
         <m:oMath>
           <m:r>
@@ -4299,12 +4512,6 @@
       <w:pPr>
         <w:pStyle w:val="BlockText"/>
       </w:pPr>
-      <w:r>
-        <w:t xml:space="preserve">💡</w:t>
-      </w:r>
-      <w:r>
-        <w:t xml:space="preserve"> </w:t>
-      </w:r>
       <w:r>
         <w:rPr>
           <w:rFonts w:hint="eastAsia" w:eastAsia="SimSun" w:ascii="Times New Roman" w:hAnsi="Times New Roman"/>
@@ -4405,7 +4612,7 @@
           <w:p>
             <w:pPr>
               <w:pStyle w:val="Compact"/>
-              <w:jc w:val="left"/>
+              <w:jc w:val="center"/>
             </w:pPr>
             <w:r>
               <w:rPr>
@@ -4453,7 +4660,7 @@
           <w:p>
             <w:pPr>
               <w:pStyle w:val="Compact"/>
-              <w:jc w:val="left"/>
+              <w:jc w:val="center"/>
             </w:pPr>
             <w:r>
               <w:rPr>
@@ -4471,7 +4678,7 @@
           <w:p>
             <w:pPr>
               <w:pStyle w:val="Compact"/>
-              <w:jc w:val="left"/>
+              <w:jc w:val="center"/>
             </w:pPr>
             <m:oMath>
               <m:sSub>
@@ -4539,7 +4746,7 @@
           <w:p>
             <w:pPr>
               <w:pStyle w:val="Compact"/>
-              <w:jc w:val="left"/>
+              <w:jc w:val="center"/>
             </w:pPr>
             <w:r>
               <w:rPr>
@@ -4556,7 +4763,7 @@
           <w:p>
             <w:pPr>
               <w:pStyle w:val="Compact"/>
-              <w:jc w:val="left"/>
+              <w:jc w:val="center"/>
             </w:pPr>
             <m:oMath>
               <m:sSubSup>
@@ -4638,7 +4845,7 @@
           <w:p>
             <w:pPr>
               <w:pStyle w:val="Compact"/>
-              <w:jc w:val="left"/>
+              <w:jc w:val="center"/>
             </w:pPr>
             <w:r>
               <w:rPr>
@@ -4650,8 +4857,8 @@
         </w:tc>
       </w:tr>
     </w:tbl>
-    <w:bookmarkEnd w:id="16"/>
-    <w:bookmarkStart w:id="17" w:name="准确滴定判据"/>
+    <w:bookmarkEnd w:id="19"/>
+    <w:bookmarkStart w:id="20" w:name="准确滴定判据"/>
     <w:p>
       <w:pPr>
         <w:pStyle w:val="Heading3"/>
@@ -4680,6 +4887,14 @@
         <w:t xml:space="preserve"> </w:t>
       </w:r>
       <m:oMath>
+        <m:oMathPr>
+          <m:ctrlPr>
+            <w:rPr>
+              <w:sz w:val="28"/>
+              <w:szCs w:val="28"/>
+            </w:rPr>
+          </m:ctrlPr>
+        </m:oMathPr>
         <m:r>
           <m:rPr>
             <m:sty m:val="p"/>
@@ -4736,6 +4951,14 @@
         <w:t xml:space="preserve"> </w:t>
       </w:r>
       <m:oMath>
+        <m:oMathPr>
+          <m:ctrlPr>
+            <w:rPr>
+              <w:sz w:val="28"/>
+              <w:szCs w:val="28"/>
+            </w:rPr>
+          </m:ctrlPr>
+        </m:oMathPr>
         <m:sSub>
           <m:e>
             <m:r>
@@ -4784,6 +5007,12 @@
       <m:oMathPara>
         <m:oMathParaPr>
           <m:jc m:val="center"/>
+          <m:ctrlPr>
+            <w:rPr>
+              <w:sz w:val="28"/>
+              <w:szCs w:val="28"/>
+            </w:rPr>
+          </m:ctrlPr>
         </m:oMathParaPr>
         <m:oMath>
           <m:r>
@@ -4956,6 +5185,14 @@
         <w:t xml:space="preserve"> </w:t>
       </w:r>
       <m:oMath>
+        <m:oMathPr>
+          <m:ctrlPr>
+            <w:rPr>
+              <w:sz w:val="28"/>
+              <w:szCs w:val="28"/>
+            </w:rPr>
+          </m:ctrlPr>
+        </m:oMathPr>
         <m:sSub>
           <m:e>
             <m:r>
@@ -5000,6 +5237,14 @@
         <w:t xml:space="preserve"> </w:t>
       </w:r>
       <m:oMath>
+        <m:oMathPr>
+          <m:ctrlPr>
+            <w:rPr>
+              <w:sz w:val="28"/>
+              <w:szCs w:val="28"/>
+            </w:rPr>
+          </m:ctrlPr>
+        </m:oMathPr>
         <m:r>
           <m:rPr>
             <m:sty m:val="p"/>
@@ -5104,9 +5349,9 @@
         </w:pict>
       </w:r>
     </w:p>
-    <w:bookmarkEnd w:id="17"/>
-    <w:bookmarkEnd w:id="18"/>
-    <w:bookmarkStart w:id="22" w:name="三金属指示剂"/>
+    <w:bookmarkEnd w:id="20"/>
+    <w:bookmarkEnd w:id="21"/>
+    <w:bookmarkStart w:id="25" w:name="三金属指示剂"/>
     <w:p>
       <w:pPr>
         <w:pStyle w:val="Heading2"/>
@@ -5118,7 +5363,7 @@
         <w:t xml:space="preserve">三、金属指示剂</w:t>
       </w:r>
     </w:p>
-    <w:bookmarkStart w:id="19" w:name="作用原理"/>
+    <w:bookmarkStart w:id="22" w:name="作用原理"/>
     <w:p>
       <w:pPr>
         <w:pStyle w:val="Heading3"/>
@@ -5162,6 +5407,12 @@
       <m:oMathPara>
         <m:oMathParaPr>
           <m:jc m:val="center"/>
+          <m:ctrlPr>
+            <w:rPr>
+              <w:sz w:val="28"/>
+              <w:szCs w:val="28"/>
+            </w:rPr>
+          </m:ctrlPr>
         </m:oMathParaPr>
         <m:oMath>
           <m:r>
@@ -5281,6 +5532,12 @@
       <m:oMathPara>
         <m:oMathParaPr>
           <m:jc m:val="center"/>
+          <m:ctrlPr>
+            <w:rPr>
+              <w:sz w:val="28"/>
+              <w:szCs w:val="28"/>
+            </w:rPr>
+          </m:ctrlPr>
         </m:oMathParaPr>
         <m:oMath>
           <m:r>
@@ -5400,8 +5657,8 @@
         </m:oMath>
       </m:oMathPara>
     </w:p>
-    <w:bookmarkEnd w:id="19"/>
-    <w:bookmarkStart w:id="20" w:name="常用金属指示剂速查"/>
+    <w:bookmarkEnd w:id="22"/>
+    <w:bookmarkStart w:id="23" w:name="常用金属指示剂速查"/>
     <w:p>
       <w:pPr>
         <w:pStyle w:val="Heading3"/>
@@ -5440,7 +5697,7 @@
           <w:p>
             <w:pPr>
               <w:pStyle w:val="Compact"/>
-              <w:jc w:val="left"/>
+              <w:jc w:val="center"/>
             </w:pPr>
             <w:r>
               <w:rPr>
@@ -5520,7 +5777,7 @@
           <w:p>
             <w:pPr>
               <w:pStyle w:val="Compact"/>
-              <w:jc w:val="left"/>
+              <w:jc w:val="center"/>
             </w:pPr>
             <w:r>
               <w:rPr>
@@ -5538,7 +5795,7 @@
           <w:p>
             <w:pPr>
               <w:pStyle w:val="Compact"/>
-              <w:jc w:val="left"/>
+              <w:jc w:val="center"/>
             </w:pPr>
             <w:r>
               <w:rPr>
@@ -5613,7 +5870,7 @@
           <w:p>
             <w:pPr>
               <w:pStyle w:val="Compact"/>
-              <w:jc w:val="left"/>
+              <w:jc w:val="center"/>
             </w:pPr>
             <m:oMath>
               <m:r>
@@ -5764,7 +6021,7 @@
           <w:p>
             <w:pPr>
               <w:pStyle w:val="Compact"/>
-              <w:jc w:val="left"/>
+              <w:jc w:val="center"/>
             </w:pPr>
             <w:r>
               <w:rPr>
@@ -5839,7 +6096,7 @@
           <w:p>
             <w:pPr>
               <w:pStyle w:val="Compact"/>
-              <w:jc w:val="left"/>
+              <w:jc w:val="center"/>
             </w:pPr>
             <m:oMath>
               <m:r>
@@ -5990,7 +6247,7 @@
           <w:p>
             <w:pPr>
               <w:pStyle w:val="Compact"/>
-              <w:jc w:val="left"/>
+              <w:jc w:val="center"/>
             </w:pPr>
             <w:r>
               <w:rPr>
@@ -6065,7 +6322,7 @@
           <w:p>
             <w:pPr>
               <w:pStyle w:val="Compact"/>
-              <w:jc w:val="left"/>
+              <w:jc w:val="center"/>
             </w:pPr>
             <m:oMath>
               <m:r>
@@ -6180,7 +6437,7 @@
           <w:p>
             <w:pPr>
               <w:pStyle w:val="Compact"/>
-              <w:jc w:val="left"/>
+              <w:jc w:val="center"/>
             </w:pPr>
             <w:r>
               <w:rPr>
@@ -6255,7 +6512,7 @@
           <w:p>
             <w:pPr>
               <w:pStyle w:val="Compact"/>
-              <w:jc w:val="left"/>
+              <w:jc w:val="center"/>
             </w:pPr>
             <m:oMath>
               <m:r>
@@ -6342,7 +6599,7 @@
           <w:p>
             <w:pPr>
               <w:pStyle w:val="Compact"/>
-              <w:jc w:val="left"/>
+              <w:jc w:val="center"/>
             </w:pPr>
             <w:r>
               <w:rPr>
@@ -6417,7 +6674,7 @@
           <w:p>
             <w:pPr>
               <w:pStyle w:val="Compact"/>
-              <w:jc w:val="left"/>
+              <w:jc w:val="center"/>
             </w:pPr>
             <m:oMath>
               <m:r>
@@ -6455,8 +6712,8 @@
         </w:tc>
       </w:tr>
     </w:tbl>
-    <w:bookmarkEnd w:id="20"/>
-    <w:bookmarkStart w:id="21" w:name="指示剂异常封闭-vs-僵化"/>
+    <w:bookmarkEnd w:id="23"/>
+    <w:bookmarkStart w:id="24" w:name="指示剂异常封闭-vs-僵化"/>
     <w:p>
       <w:pPr>
         <w:pStyle w:val="Heading3"/>
@@ -6519,7 +6776,7 @@
           <w:p>
             <w:pPr>
               <w:pStyle w:val="Compact"/>
-              <w:jc w:val="left"/>
+              <w:jc w:val="center"/>
             </w:pPr>
             <w:r>
               <w:rPr>
@@ -6535,7 +6792,7 @@
           <w:p>
             <w:pPr>
               <w:pStyle w:val="Compact"/>
-              <w:jc w:val="left"/>
+              <w:jc w:val="center"/>
             </w:pPr>
             <w:r>
               <w:rPr>
@@ -6551,7 +6808,7 @@
           <w:p>
             <w:pPr>
               <w:pStyle w:val="Compact"/>
-              <w:jc w:val="left"/>
+              <w:jc w:val="center"/>
             </w:pPr>
             <w:r>
               <w:rPr>
@@ -6567,7 +6824,7 @@
           <w:p>
             <w:pPr>
               <w:pStyle w:val="Compact"/>
-              <w:jc w:val="left"/>
+              <w:jc w:val="center"/>
             </w:pPr>
             <w:r>
               <w:rPr>
@@ -6602,7 +6859,7 @@
           <w:p>
             <w:pPr>
               <w:pStyle w:val="Compact"/>
-              <w:jc w:val="left"/>
+              <w:jc w:val="center"/>
             </w:pPr>
             <w:r>
               <w:rPr>
@@ -6617,7 +6874,7 @@
           <w:p>
             <w:pPr>
               <w:pStyle w:val="Compact"/>
-              <w:jc w:val="left"/>
+              <w:jc w:val="center"/>
             </w:pPr>
             <w:r>
               <w:rPr>
@@ -6640,7 +6897,7 @@
           <w:p>
             <w:pPr>
               <w:pStyle w:val="Compact"/>
-              <w:jc w:val="left"/>
+              <w:jc w:val="center"/>
             </w:pPr>
             <m:oMath>
               <m:r>
@@ -6733,7 +6990,7 @@
           <w:p>
             <w:pPr>
               <w:pStyle w:val="Compact"/>
-              <w:jc w:val="left"/>
+              <w:jc w:val="center"/>
             </w:pPr>
             <w:r>
               <w:rPr>
@@ -6841,7 +7098,7 @@
           <w:p>
             <w:pPr>
               <w:pStyle w:val="Compact"/>
-              <w:jc w:val="left"/>
+              <w:jc w:val="center"/>
             </w:pPr>
             <w:r>
               <w:rPr>
@@ -6856,7 +7113,7 @@
           <w:p>
             <w:pPr>
               <w:pStyle w:val="Compact"/>
-              <w:jc w:val="left"/>
+              <w:jc w:val="center"/>
             </w:pPr>
             <w:r>
               <w:rPr>
@@ -6879,7 +7136,7 @@
           <w:p>
             <w:pPr>
               <w:pStyle w:val="Compact"/>
-              <w:jc w:val="left"/>
+              <w:jc w:val="center"/>
             </w:pPr>
             <w:r>
               <w:rPr>
@@ -6894,7 +7151,7 @@
           <w:p>
             <w:pPr>
               <w:pStyle w:val="Compact"/>
-              <w:jc w:val="left"/>
+              <w:jc w:val="center"/>
             </w:pPr>
             <w:r>
               <w:rPr>
@@ -6911,12 +7168,6 @@
         <w:pStyle w:val="BlockText"/>
       </w:pPr>
       <w:r>
-        <w:t xml:space="preserve">⚠️</w:t>
-      </w:r>
-      <w:r>
-        <w:t xml:space="preserve"> </w:t>
-      </w:r>
-      <w:r>
         <w:rPr>
           <w:rFonts w:hint="eastAsia" w:eastAsia="SimSun" w:ascii="Times New Roman" w:hAnsi="Times New Roman"/>
           <w:b/>
@@ -6952,9 +7203,9 @@
         </w:pict>
       </w:r>
     </w:p>
-    <w:bookmarkEnd w:id="21"/>
-    <w:bookmarkEnd w:id="22"/>
-    <w:bookmarkStart w:id="26" w:name="四选择性滴定与掩蔽"/>
+    <w:bookmarkEnd w:id="24"/>
+    <w:bookmarkEnd w:id="25"/>
+    <w:bookmarkStart w:id="29" w:name="四选择性滴定与掩蔽"/>
     <w:p>
       <w:pPr>
         <w:pStyle w:val="Heading2"/>
@@ -6966,7 +7217,7 @@
         <w:t xml:space="preserve">四、选择性滴定与掩蔽</w:t>
       </w:r>
     </w:p>
-    <w:bookmarkStart w:id="23" w:name="分别滴定判别式"/>
+    <w:bookmarkStart w:id="26" w:name="分别滴定判别式"/>
     <w:p>
       <w:pPr>
         <w:pStyle w:val="Heading3"/>
@@ -6999,6 +7250,12 @@
       <m:oMathPara>
         <m:oMathParaPr>
           <m:jc m:val="center"/>
+          <m:ctrlPr>
+            <w:rPr>
+              <w:sz w:val="28"/>
+              <w:szCs w:val="28"/>
+            </w:rPr>
+          </m:ctrlPr>
         </m:oMathParaPr>
         <m:oMath>
           <m:r>
@@ -7196,12 +7453,6 @@
         <w:pStyle w:val="BlockText"/>
       </w:pPr>
       <w:r>
-        <w:t xml:space="preserve">⚠️</w:t>
-      </w:r>
-      <w:r>
-        <w:t xml:space="preserve"> </w:t>
-      </w:r>
-      <w:r>
         <w:rPr>
           <w:rFonts w:hint="eastAsia" w:eastAsia="SimSun" w:ascii="Times New Roman" w:hAnsi="Times New Roman"/>
           <w:b/>
@@ -7219,6 +7470,14 @@
         <w:t xml:space="preserve"> </w:t>
       </w:r>
       <m:oMath>
+        <m:oMathPr>
+          <m:ctrlPr>
+            <w:rPr>
+              <w:sz w:val="28"/>
+              <w:szCs w:val="28"/>
+            </w:rPr>
+          </m:ctrlPr>
+        </m:oMathPr>
         <m:r>
           <m:rPr>
             <m:sty m:val="p"/>
@@ -7360,6 +7619,14 @@
         <w:t xml:space="preserve"> </w:t>
       </w:r>
       <m:oMath>
+        <m:oMathPr>
+          <m:ctrlPr>
+            <w:rPr>
+              <w:sz w:val="28"/>
+              <w:szCs w:val="28"/>
+            </w:rPr>
+          </m:ctrlPr>
+        </m:oMathPr>
         <m:r>
           <m:rPr>
             <m:sty m:val="p"/>
@@ -7428,8 +7695,8 @@
         <w:t xml:space="preserve">，也可能无法分别滴定。</w:t>
       </w:r>
     </w:p>
-    <w:bookmarkEnd w:id="23"/>
-    <w:bookmarkStart w:id="24" w:name="提高选择性的途径"/>
+    <w:bookmarkEnd w:id="26"/>
+    <w:bookmarkStart w:id="27" w:name="提高选择性的途径"/>
     <w:p>
       <w:pPr>
         <w:pStyle w:val="Heading3"/>
@@ -7465,7 +7732,7 @@
           <w:p>
             <w:pPr>
               <w:pStyle w:val="Compact"/>
-              <w:jc w:val="left"/>
+              <w:jc w:val="center"/>
             </w:pPr>
             <w:r>
               <w:rPr>
@@ -7481,7 +7748,7 @@
           <w:p>
             <w:pPr>
               <w:pStyle w:val="Compact"/>
-              <w:jc w:val="left"/>
+              <w:jc w:val="center"/>
             </w:pPr>
             <w:r>
               <w:rPr>
@@ -7497,7 +7764,7 @@
           <w:p>
             <w:pPr>
               <w:pStyle w:val="Compact"/>
-              <w:jc w:val="left"/>
+              <w:jc w:val="center"/>
             </w:pPr>
             <w:r>
               <w:rPr>
@@ -7515,7 +7782,7 @@
           <w:p>
             <w:pPr>
               <w:pStyle w:val="Compact"/>
-              <w:jc w:val="left"/>
+              <w:jc w:val="center"/>
             </w:pPr>
             <w:r>
               <w:rPr>
@@ -7532,7 +7799,7 @@
           <w:p>
             <w:pPr>
               <w:pStyle w:val="Compact"/>
-              <w:jc w:val="left"/>
+              <w:jc w:val="center"/>
             </w:pPr>
             <w:r>
               <w:rPr>
@@ -7662,7 +7929,7 @@
           <w:p>
             <w:pPr>
               <w:pStyle w:val="Compact"/>
-              <w:jc w:val="left"/>
+              <w:jc w:val="center"/>
             </w:pPr>
             <w:r>
               <w:rPr>
@@ -7813,7 +8080,7 @@
           <w:p>
             <w:pPr>
               <w:pStyle w:val="Compact"/>
-              <w:jc w:val="left"/>
+              <w:jc w:val="center"/>
             </w:pPr>
             <w:r>
               <w:rPr>
@@ -7830,7 +8097,7 @@
           <w:p>
             <w:pPr>
               <w:pStyle w:val="Compact"/>
-              <w:jc w:val="left"/>
+              <w:jc w:val="center"/>
             </w:pPr>
             <w:r>
               <w:rPr>
@@ -7845,7 +8112,7 @@
           <w:p>
             <w:pPr>
               <w:pStyle w:val="Compact"/>
-              <w:jc w:val="left"/>
+              <w:jc w:val="center"/>
             </w:pPr>
             <m:oMath>
               <m:sSup>
@@ -8092,7 +8359,7 @@
           <w:p>
             <w:pPr>
               <w:pStyle w:val="Compact"/>
-              <w:jc w:val="left"/>
+              <w:jc w:val="center"/>
             </w:pPr>
             <w:r>
               <w:rPr>
@@ -8109,7 +8376,7 @@
           <w:p>
             <w:pPr>
               <w:pStyle w:val="Compact"/>
-              <w:jc w:val="left"/>
+              <w:jc w:val="center"/>
             </w:pPr>
             <w:r>
               <w:rPr>
@@ -8124,7 +8391,7 @@
           <w:p>
             <w:pPr>
               <w:pStyle w:val="Compact"/>
-              <w:jc w:val="left"/>
+              <w:jc w:val="center"/>
             </w:pPr>
             <w:r>
               <w:rPr>
@@ -8277,7 +8544,7 @@
           <w:p>
             <w:pPr>
               <w:pStyle w:val="Compact"/>
-              <w:jc w:val="left"/>
+              <w:jc w:val="center"/>
             </w:pPr>
             <w:r>
               <w:rPr>
@@ -8294,7 +8561,7 @@
           <w:p>
             <w:pPr>
               <w:pStyle w:val="Compact"/>
-              <w:jc w:val="left"/>
+              <w:jc w:val="center"/>
             </w:pPr>
             <w:r>
               <w:rPr>
@@ -8309,7 +8576,7 @@
           <w:p>
             <w:pPr>
               <w:pStyle w:val="Compact"/>
-              <w:jc w:val="left"/>
+              <w:jc w:val="center"/>
             </w:pPr>
             <m:oMath>
               <m:r>
@@ -8406,8 +8673,8 @@
         </w:tc>
       </w:tr>
     </w:tbl>
-    <w:bookmarkEnd w:id="24"/>
-    <w:bookmarkStart w:id="25" w:name="掩蔽与解蔽实例"/>
+    <w:bookmarkEnd w:id="27"/>
+    <w:bookmarkStart w:id="28" w:name="掩蔽与解蔽实例"/>
     <w:p>
       <w:pPr>
         <w:pStyle w:val="Heading3"/>
@@ -8462,7 +8729,7 @@
           <w:p>
             <w:pPr>
               <w:pStyle w:val="Compact"/>
-              <w:jc w:val="left"/>
+              <w:jc w:val="center"/>
             </w:pPr>
             <w:r>
               <w:rPr>
@@ -8478,7 +8745,7 @@
           <w:p>
             <w:pPr>
               <w:pStyle w:val="Compact"/>
-              <w:jc w:val="left"/>
+              <w:jc w:val="center"/>
             </w:pPr>
             <w:r>
               <w:rPr>
@@ -8494,7 +8761,7 @@
           <w:p>
             <w:pPr>
               <w:pStyle w:val="Compact"/>
-              <w:jc w:val="left"/>
+              <w:jc w:val="center"/>
             </w:pPr>
             <w:r>
               <w:rPr>
@@ -8512,7 +8779,7 @@
           <w:p>
             <w:pPr>
               <w:pStyle w:val="Compact"/>
-              <w:jc w:val="left"/>
+              <w:jc w:val="center"/>
             </w:pPr>
             <m:oMath>
               <m:r>
@@ -8559,7 +8826,7 @@
           <w:p>
             <w:pPr>
               <w:pStyle w:val="Compact"/>
-              <w:jc w:val="left"/>
+              <w:jc w:val="center"/>
             </w:pPr>
             <m:oMath>
               <m:r>
@@ -8780,7 +9047,7 @@
           <w:p>
             <w:pPr>
               <w:pStyle w:val="Compact"/>
-              <w:jc w:val="left"/>
+              <w:jc w:val="center"/>
             </w:pPr>
             <m:oMath>
               <m:r>
@@ -9007,7 +9274,7 @@
           <w:p>
             <w:pPr>
               <w:pStyle w:val="Compact"/>
-              <w:jc w:val="left"/>
+              <w:jc w:val="center"/>
             </w:pPr>
             <m:oMath>
               <m:r>
@@ -9048,7 +9315,7 @@
           <w:p>
             <w:pPr>
               <w:pStyle w:val="Compact"/>
-              <w:jc w:val="left"/>
+              <w:jc w:val="center"/>
             </w:pPr>
             <m:oMath>
               <m:r>
@@ -9209,7 +9476,7 @@
           <w:p>
             <w:pPr>
               <w:pStyle w:val="Compact"/>
-              <w:jc w:val="left"/>
+              <w:jc w:val="center"/>
             </w:pPr>
             <m:oMath>
               <m:r>
@@ -9432,7 +9699,7 @@
           <w:p>
             <w:pPr>
               <w:pStyle w:val="Compact"/>
-              <w:jc w:val="left"/>
+              <w:jc w:val="center"/>
             </w:pPr>
             <w:r>
               <w:rPr>
@@ -9447,7 +9714,7 @@
           <w:p>
             <w:pPr>
               <w:pStyle w:val="Compact"/>
-              <w:jc w:val="left"/>
+              <w:jc w:val="center"/>
             </w:pPr>
             <m:oMath>
               <m:r>
@@ -9560,7 +9827,7 @@
           <w:p>
             <w:pPr>
               <w:pStyle w:val="Compact"/>
-              <w:jc w:val="left"/>
+              <w:jc w:val="center"/>
             </w:pPr>
             <m:oMath>
               <m:r>
@@ -9768,6 +10035,12 @@
       <m:oMathPara>
         <m:oMathParaPr>
           <m:jc m:val="center"/>
+          <m:ctrlPr>
+            <w:rPr>
+              <w:sz w:val="28"/>
+              <w:szCs w:val="28"/>
+            </w:rPr>
+          </m:ctrlPr>
         </m:oMathParaPr>
         <m:oMath>
           <m:r>
@@ -10120,12 +10393,6 @@
         <w:pStyle w:val="BlockText"/>
       </w:pPr>
       <w:r>
-        <w:t xml:space="preserve">⚠️</w:t>
-      </w:r>
-      <w:r>
-        <w:t xml:space="preserve"> </w:t>
-      </w:r>
-      <w:r>
         <w:rPr>
           <w:rFonts w:hint="eastAsia" w:eastAsia="SimSun" w:ascii="Times New Roman" w:hAnsi="Times New Roman"/>
           <w:b/>
@@ -10296,6 +10563,12 @@
       <m:oMathPara>
         <m:oMathParaPr>
           <m:jc m:val="center"/>
+          <m:ctrlPr>
+            <w:rPr>
+              <w:sz w:val="28"/>
+              <w:szCs w:val="28"/>
+            </w:rPr>
+          </m:ctrlPr>
         </m:oMathParaPr>
         <m:oMath>
           <m:r>
@@ -10500,6 +10773,12 @@
       <m:oMathPara>
         <m:oMathParaPr>
           <m:jc m:val="center"/>
+          <m:ctrlPr>
+            <w:rPr>
+              <w:sz w:val="28"/>
+              <w:szCs w:val="28"/>
+            </w:rPr>
+          </m:ctrlPr>
         </m:oMathParaPr>
         <m:oMath>
           <m:sSup>
@@ -10744,6 +11023,14 @@
         <w:t xml:space="preserve">形成更稳定的</w:t>
       </w:r>
       <m:oMath>
+        <m:oMathPr>
+          <m:ctrlPr>
+            <w:rPr>
+              <w:sz w:val="28"/>
+              <w:szCs w:val="28"/>
+            </w:rPr>
+          </m:ctrlPr>
+        </m:oMathPr>
         <m:r>
           <m:rPr>
             <m:sty m:val="p"/>
@@ -10819,6 +11106,12 @@
       <m:oMathPara>
         <m:oMathParaPr>
           <m:jc m:val="center"/>
+          <m:ctrlPr>
+            <w:rPr>
+              <w:sz w:val="28"/>
+              <w:szCs w:val="28"/>
+            </w:rPr>
+          </m:ctrlPr>
         </m:oMathParaPr>
         <m:oMath>
           <m:r>
@@ -11074,9 +11367,9 @@
         </w:pict>
       </w:r>
     </w:p>
-    <w:bookmarkEnd w:id="25"/>
-    <w:bookmarkEnd w:id="26"/>
-    <w:bookmarkStart w:id="32" w:name="五重量分析法"/>
+    <w:bookmarkEnd w:id="28"/>
+    <w:bookmarkEnd w:id="29"/>
+    <w:bookmarkStart w:id="35" w:name="五重量分析法"/>
     <w:p>
       <w:pPr>
         <w:pStyle w:val="Heading2"/>
@@ -11088,7 +11381,7 @@
         <w:t xml:space="preserve">五、重量分析法</w:t>
       </w:r>
     </w:p>
-    <w:bookmarkStart w:id="27" w:name="重量分析概述"/>
+    <w:bookmarkStart w:id="30" w:name="重量分析概述"/>
     <w:p>
       <w:pPr>
         <w:pStyle w:val="Heading3"/>
@@ -11131,6 +11424,14 @@
         <w:t xml:space="preserve"> </w:t>
       </w:r>
       <m:oMath>
+        <m:oMathPr>
+          <m:ctrlPr>
+            <w:rPr>
+              <w:sz w:val="28"/>
+              <w:szCs w:val="28"/>
+            </w:rPr>
+          </m:ctrlPr>
+        </m:oMathPr>
         <m:r>
           <m:t>0.1</m:t>
         </m:r>
@@ -11189,6 +11490,12 @@
       <m:oMathPara>
         <m:oMathParaPr>
           <m:jc m:val="center"/>
+          <m:ctrlPr>
+            <w:rPr>
+              <w:sz w:val="28"/>
+              <w:szCs w:val="28"/>
+            </w:rPr>
+          </m:ctrlPr>
         </m:oMathParaPr>
         <m:oMath>
           <m:r>
@@ -11425,6 +11732,14 @@
         <w:t xml:space="preserve"> </w:t>
       </w:r>
       <m:oMath>
+        <m:oMathPr>
+          <m:ctrlPr>
+            <w:rPr>
+              <w:sz w:val="28"/>
+              <w:szCs w:val="28"/>
+            </w:rPr>
+          </m:ctrlPr>
+        </m:oMathPr>
         <m:r>
           <m:rPr>
             <m:sty m:val="p"/>
@@ -11535,8 +11850,8 @@
         <w:t xml:space="preserve">）。</w:t>
       </w:r>
     </w:p>
-    <w:bookmarkEnd w:id="27"/>
-    <w:bookmarkStart w:id="28" w:name="换算因数"/>
+    <w:bookmarkEnd w:id="30"/>
+    <w:bookmarkStart w:id="31" w:name="换算因数"/>
     <w:p>
       <w:pPr>
         <w:pStyle w:val="Heading3"/>
@@ -11569,6 +11884,12 @@
       <m:oMathPara>
         <m:oMathParaPr>
           <m:jc m:val="center"/>
+          <m:ctrlPr>
+            <w:rPr>
+              <w:sz w:val="28"/>
+              <w:szCs w:val="28"/>
+            </w:rPr>
+          </m:ctrlPr>
         </m:oMathParaPr>
         <m:oMath>
           <m:sSub>
@@ -11668,6 +11989,12 @@
       <m:oMathPara>
         <m:oMathParaPr>
           <m:jc m:val="center"/>
+          <m:ctrlPr>
+            <w:rPr>
+              <w:sz w:val="28"/>
+              <w:szCs w:val="28"/>
+            </w:rPr>
+          </m:ctrlPr>
         </m:oMathParaPr>
         <m:oMath>
           <m:r>
@@ -11803,7 +12130,7 @@
           <w:p>
             <w:pPr>
               <w:pStyle w:val="Compact"/>
-              <w:jc w:val="left"/>
+              <w:jc w:val="center"/>
             </w:pPr>
             <w:r>
               <w:rPr>
@@ -11819,7 +12146,7 @@
           <w:p>
             <w:pPr>
               <w:pStyle w:val="Compact"/>
-              <w:jc w:val="left"/>
+              <w:jc w:val="center"/>
             </w:pPr>
             <w:r>
               <w:rPr>
@@ -11835,7 +12162,7 @@
           <w:p>
             <w:pPr>
               <w:pStyle w:val="Compact"/>
-              <w:jc w:val="left"/>
+              <w:jc w:val="center"/>
             </w:pPr>
             <w:r>
               <w:rPr>
@@ -11851,7 +12178,7 @@
           <w:p>
             <w:pPr>
               <w:pStyle w:val="Compact"/>
-              <w:jc w:val="left"/>
+              <w:jc w:val="center"/>
             </w:pPr>
             <w:r>
               <w:rPr>
@@ -11869,7 +12196,7 @@
           <w:p>
             <w:pPr>
               <w:pStyle w:val="Compact"/>
-              <w:jc w:val="left"/>
+              <w:jc w:val="center"/>
             </w:pPr>
             <m:oMath>
               <m:r>
@@ -11910,7 +12237,7 @@
           <w:p>
             <w:pPr>
               <w:pStyle w:val="Compact"/>
-              <w:jc w:val="left"/>
+              <w:jc w:val="center"/>
             </w:pPr>
             <m:oMath>
               <m:r>
@@ -11957,7 +12284,7 @@
           <w:p>
             <w:pPr>
               <w:pStyle w:val="Compact"/>
-              <w:jc w:val="left"/>
+              <w:jc w:val="center"/>
             </w:pPr>
             <m:oMath>
               <m:r>
@@ -12004,7 +12331,7 @@
           <w:p>
             <w:pPr>
               <w:pStyle w:val="Compact"/>
-              <w:jc w:val="left"/>
+              <w:jc w:val="center"/>
             </w:pPr>
             <m:oMath>
               <m:r>
@@ -12101,7 +12428,7 @@
           <w:p>
             <w:pPr>
               <w:pStyle w:val="Compact"/>
-              <w:jc w:val="left"/>
+              <w:jc w:val="center"/>
             </w:pPr>
             <m:oMath>
               <m:r>
@@ -12150,7 +12477,7 @@
           <w:p>
             <w:pPr>
               <w:pStyle w:val="Compact"/>
-              <w:jc w:val="left"/>
+              <w:jc w:val="center"/>
             </w:pPr>
             <m:oMath>
               <m:r>
@@ -12197,7 +12524,7 @@
           <w:p>
             <w:pPr>
               <w:pStyle w:val="Compact"/>
-              <w:jc w:val="left"/>
+              <w:jc w:val="center"/>
             </w:pPr>
             <m:oMath>
               <m:r>
@@ -12244,7 +12571,7 @@
           <w:p>
             <w:pPr>
               <w:pStyle w:val="Compact"/>
-              <w:jc w:val="left"/>
+              <w:jc w:val="center"/>
             </w:pPr>
             <m:oMath>
               <m:r>
@@ -12353,7 +12680,7 @@
           <w:p>
             <w:pPr>
               <w:pStyle w:val="Compact"/>
-              <w:jc w:val="left"/>
+              <w:jc w:val="center"/>
             </w:pPr>
             <m:oMath>
               <m:r>
@@ -12376,7 +12703,7 @@
           <w:p>
             <w:pPr>
               <w:pStyle w:val="Compact"/>
-              <w:jc w:val="left"/>
+              <w:jc w:val="center"/>
             </w:pPr>
             <m:oMath>
               <m:r>
@@ -12435,7 +12762,7 @@
           <w:p>
             <w:pPr>
               <w:pStyle w:val="Compact"/>
-              <w:jc w:val="left"/>
+              <w:jc w:val="center"/>
             </w:pPr>
             <m:oMath>
               <m:r>
@@ -12488,7 +12815,7 @@
           <w:p>
             <w:pPr>
               <w:pStyle w:val="Compact"/>
-              <w:jc w:val="left"/>
+              <w:jc w:val="center"/>
             </w:pPr>
             <m:oMath>
               <m:r>
@@ -12594,7 +12921,7 @@
           <w:p>
             <w:pPr>
               <w:pStyle w:val="Compact"/>
-              <w:jc w:val="left"/>
+              <w:jc w:val="center"/>
             </w:pPr>
             <m:oMath>
               <m:r>
@@ -12617,7 +12944,7 @@
           <w:p>
             <w:pPr>
               <w:pStyle w:val="Compact"/>
-              <w:jc w:val="left"/>
+              <w:jc w:val="center"/>
             </w:pPr>
             <m:oMath>
               <m:r>
@@ -12706,7 +13033,7 @@
           <w:p>
             <w:pPr>
               <w:pStyle w:val="Compact"/>
-              <w:jc w:val="left"/>
+              <w:jc w:val="center"/>
             </w:pPr>
             <m:oMath>
               <m:r>
@@ -12735,7 +13062,7 @@
           <w:p>
             <w:pPr>
               <w:pStyle w:val="Compact"/>
-              <w:jc w:val="left"/>
+              <w:jc w:val="center"/>
             </w:pPr>
             <m:oMath>
               <m:r>
@@ -12814,7 +13141,7 @@
           <w:p>
             <w:pPr>
               <w:pStyle w:val="Compact"/>
-              <w:jc w:val="left"/>
+              <w:jc w:val="center"/>
             </w:pPr>
             <m:oMath>
               <m:r>
@@ -12837,7 +13164,7 @@
           <w:p>
             <w:pPr>
               <w:pStyle w:val="Compact"/>
-              <w:jc w:val="left"/>
+              <w:jc w:val="center"/>
             </w:pPr>
             <m:oMath>
               <m:r>
@@ -12872,7 +13199,7 @@
           <w:p>
             <w:pPr>
               <w:pStyle w:val="Compact"/>
-              <w:jc w:val="left"/>
+              <w:jc w:val="center"/>
             </w:pPr>
             <m:oMath>
               <m:r>
@@ -12907,7 +13234,7 @@
           <w:p>
             <w:pPr>
               <w:pStyle w:val="Compact"/>
-              <w:jc w:val="left"/>
+              <w:jc w:val="center"/>
             </w:pPr>
             <m:oMath>
               <m:r>
@@ -12992,7 +13319,7 @@
           <w:p>
             <w:pPr>
               <w:pStyle w:val="Compact"/>
-              <w:jc w:val="left"/>
+              <w:jc w:val="center"/>
             </w:pPr>
             <m:oMath>
               <m:r>
@@ -13009,7 +13336,7 @@
           <w:p>
             <w:pPr>
               <w:pStyle w:val="Compact"/>
-              <w:jc w:val="left"/>
+              <w:jc w:val="center"/>
             </w:pPr>
             <m:oMath>
               <m:r>
@@ -13080,7 +13407,7 @@
           <w:p>
             <w:pPr>
               <w:pStyle w:val="Compact"/>
-              <w:jc w:val="left"/>
+              <w:jc w:val="center"/>
             </w:pPr>
             <m:oMath>
               <m:r>
@@ -13151,7 +13478,7 @@
           <w:p>
             <w:pPr>
               <w:pStyle w:val="Compact"/>
-              <w:jc w:val="left"/>
+              <w:jc w:val="center"/>
             </w:pPr>
             <m:oMath>
               <m:r>
@@ -13269,12 +13596,6 @@
         <w:pStyle w:val="BlockText"/>
       </w:pPr>
       <w:r>
-        <w:t xml:space="preserve">💡</w:t>
-      </w:r>
-      <w:r>
-        <w:t xml:space="preserve"> </w:t>
-      </w:r>
-      <w:r>
         <w:rPr>
           <w:rFonts w:hint="eastAsia" w:eastAsia="SimSun" w:ascii="Times New Roman" w:hAnsi="Times New Roman"/>
           <w:b/>
@@ -13309,6 +13630,14 @@
         <w:t xml:space="preserve">——基准物质要求中也提到这一点。因为固定绝对称量误差下，称量质量越大，相对误差越小。这也是为什么8-羟基喹啉法（称量形态为</w:t>
       </w:r>
       <m:oMath>
+        <m:oMathPr>
+          <m:ctrlPr>
+            <w:rPr>
+              <w:sz w:val="28"/>
+              <w:szCs w:val="28"/>
+            </w:rPr>
+          </m:ctrlPr>
+        </m:oMathPr>
         <m:r>
           <m:rPr>
             <m:sty m:val="p"/>
@@ -13451,8 +13780,8 @@
         <w:t xml:space="preserve">）测定Al的准确度要高约9倍。</w:t>
       </w:r>
     </w:p>
-    <w:bookmarkEnd w:id="28"/>
-    <w:bookmarkStart w:id="29" w:name="影响沉淀溶解度的因素"/>
+    <w:bookmarkEnd w:id="31"/>
+    <w:bookmarkStart w:id="32" w:name="影响沉淀溶解度的因素"/>
     <w:p>
       <w:pPr>
         <w:pStyle w:val="Heading3"/>
@@ -13487,7 +13816,7 @@
           <w:p>
             <w:pPr>
               <w:pStyle w:val="Compact"/>
-              <w:jc w:val="left"/>
+              <w:jc w:val="center"/>
             </w:pPr>
             <w:r>
               <w:rPr>
@@ -13503,7 +13832,7 @@
           <w:p>
             <w:pPr>
               <w:pStyle w:val="Compact"/>
-              <w:jc w:val="left"/>
+              <w:jc w:val="center"/>
             </w:pPr>
             <w:r>
               <w:rPr>
@@ -13519,7 +13848,7 @@
           <w:p>
             <w:pPr>
               <w:pStyle w:val="Compact"/>
-              <w:jc w:val="left"/>
+              <w:jc w:val="center"/>
             </w:pPr>
             <w:r>
               <w:rPr>
@@ -13537,7 +13866,7 @@
           <w:p>
             <w:pPr>
               <w:pStyle w:val="Compact"/>
-              <w:jc w:val="left"/>
+              <w:jc w:val="center"/>
             </w:pPr>
             <w:r>
               <w:rPr>
@@ -13554,7 +13883,7 @@
           <w:p>
             <w:pPr>
               <w:pStyle w:val="Compact"/>
-              <w:jc w:val="left"/>
+              <w:jc w:val="center"/>
             </w:pPr>
             <w:r>
               <w:rPr>
@@ -13569,7 +13898,7 @@
           <w:p>
             <w:pPr>
               <w:pStyle w:val="Compact"/>
-              <w:jc w:val="left"/>
+              <w:jc w:val="center"/>
             </w:pPr>
             <w:r>
               <w:rPr>
@@ -13586,7 +13915,7 @@
           <w:p>
             <w:pPr>
               <w:pStyle w:val="Compact"/>
-              <w:jc w:val="left"/>
+              <w:jc w:val="center"/>
             </w:pPr>
             <w:r>
               <w:rPr>
@@ -13603,7 +13932,7 @@
           <w:p>
             <w:pPr>
               <w:pStyle w:val="Compact"/>
-              <w:jc w:val="left"/>
+              <w:jc w:val="center"/>
             </w:pPr>
             <w:r>
               <w:rPr>
@@ -13618,7 +13947,7 @@
           <w:p>
             <w:pPr>
               <w:pStyle w:val="Compact"/>
-              <w:jc w:val="left"/>
+              <w:jc w:val="center"/>
             </w:pPr>
             <w:r>
               <w:rPr>
@@ -13635,7 +13964,7 @@
           <w:p>
             <w:pPr>
               <w:pStyle w:val="Compact"/>
-              <w:jc w:val="left"/>
+              <w:jc w:val="center"/>
             </w:pPr>
             <w:r>
               <w:rPr>
@@ -13652,7 +13981,7 @@
           <w:p>
             <w:pPr>
               <w:pStyle w:val="Compact"/>
-              <w:jc w:val="left"/>
+              <w:jc w:val="center"/>
             </w:pPr>
             <w:r>
               <w:rPr>
@@ -13667,7 +13996,7 @@
           <w:p>
             <w:pPr>
               <w:pStyle w:val="Compact"/>
-              <w:jc w:val="left"/>
+              <w:jc w:val="center"/>
             </w:pPr>
             <w:r>
               <w:rPr>
@@ -13684,7 +14013,7 @@
           <w:p>
             <w:pPr>
               <w:pStyle w:val="Compact"/>
-              <w:jc w:val="left"/>
+              <w:jc w:val="center"/>
             </w:pPr>
             <w:r>
               <w:rPr>
@@ -13701,7 +14030,7 @@
           <w:p>
             <w:pPr>
               <w:pStyle w:val="Compact"/>
-              <w:jc w:val="left"/>
+              <w:jc w:val="center"/>
             </w:pPr>
             <w:r>
               <w:rPr>
@@ -13716,7 +14045,7 @@
           <w:p>
             <w:pPr>
               <w:pStyle w:val="Compact"/>
-              <w:jc w:val="left"/>
+              <w:jc w:val="center"/>
             </w:pPr>
             <w:r>
               <w:rPr>
@@ -13733,7 +14062,7 @@
           <w:p>
             <w:pPr>
               <w:pStyle w:val="Compact"/>
-              <w:jc w:val="left"/>
+              <w:jc w:val="center"/>
             </w:pPr>
             <w:r>
               <w:rPr>
@@ -13750,7 +14079,7 @@
           <w:p>
             <w:pPr>
               <w:pStyle w:val="Compact"/>
-              <w:jc w:val="left"/>
+              <w:jc w:val="center"/>
             </w:pPr>
             <w:r>
               <w:rPr>
@@ -13765,7 +14094,7 @@
           <w:p>
             <w:pPr>
               <w:pStyle w:val="Compact"/>
-              <w:jc w:val="left"/>
+              <w:jc w:val="center"/>
             </w:pPr>
             <w:r>
               <w:rPr>
@@ -13777,8 +14106,8 @@
         </w:tc>
       </w:tr>
     </w:tbl>
-    <w:bookmarkEnd w:id="29"/>
-    <w:bookmarkStart w:id="30" w:name="晶形沉淀-vs-无定形沉淀"/>
+    <w:bookmarkEnd w:id="32"/>
+    <w:bookmarkStart w:id="33" w:name="晶形沉淀-vs-无定形沉淀"/>
     <w:p>
       <w:pPr>
         <w:pStyle w:val="Heading3"/>
@@ -13839,7 +14168,7 @@
           <w:p>
             <w:pPr>
               <w:pStyle w:val="Compact"/>
-              <w:jc w:val="left"/>
+              <w:jc w:val="center"/>
             </w:pPr>
             <w:r>
               <w:rPr>
@@ -13855,7 +14184,7 @@
           <w:p>
             <w:pPr>
               <w:pStyle w:val="Compact"/>
-              <w:jc w:val="left"/>
+              <w:jc w:val="center"/>
             </w:pPr>
             <w:r>
               <w:rPr>
@@ -13888,7 +14217,7 @@
           <w:p>
             <w:pPr>
               <w:pStyle w:val="Compact"/>
-              <w:jc w:val="left"/>
+              <w:jc w:val="center"/>
             </w:pPr>
             <w:r>
               <w:rPr>
@@ -13909,7 +14238,7 @@
           <w:p>
             <w:pPr>
               <w:pStyle w:val="Compact"/>
-              <w:jc w:val="left"/>
+              <w:jc w:val="center"/>
             </w:pPr>
             <w:r>
               <w:rPr>
@@ -13947,7 +14276,7 @@
           <w:p>
             <w:pPr>
               <w:pStyle w:val="Compact"/>
-              <w:jc w:val="left"/>
+              <w:jc w:val="center"/>
             </w:pPr>
             <m:oMath>
               <m:r>
@@ -14060,7 +14389,7 @@
           <w:p>
             <w:pPr>
               <w:pStyle w:val="Compact"/>
-              <w:jc w:val="left"/>
+              <w:jc w:val="center"/>
             </w:pPr>
             <m:oMath>
               <m:r>
@@ -14250,7 +14579,7 @@
           <w:p>
             <w:pPr>
               <w:pStyle w:val="Compact"/>
-              <w:jc w:val="left"/>
+              <w:jc w:val="center"/>
             </w:pPr>
             <w:r>
               <w:rPr>
@@ -14265,7 +14594,7 @@
           <w:p>
             <w:pPr>
               <w:pStyle w:val="Compact"/>
-              <w:jc w:val="left"/>
+              <w:jc w:val="center"/>
             </w:pPr>
             <w:r>
               <w:rPr>
@@ -14297,7 +14626,7 @@
           <w:p>
             <w:pPr>
               <w:pStyle w:val="Compact"/>
-              <w:jc w:val="left"/>
+              <w:jc w:val="center"/>
             </w:pPr>
             <w:r>
               <w:rPr>
@@ -14312,7 +14641,7 @@
           <w:p>
             <w:pPr>
               <w:pStyle w:val="Compact"/>
-              <w:jc w:val="left"/>
+              <w:jc w:val="center"/>
             </w:pPr>
             <w:r>
               <w:rPr>
@@ -14346,7 +14675,7 @@
           <w:p>
             <w:pPr>
               <w:pStyle w:val="Compact"/>
-              <w:jc w:val="left"/>
+              <w:jc w:val="center"/>
             </w:pPr>
             <w:r>
               <w:rPr>
@@ -14363,7 +14692,7 @@
           <w:p>
             <w:pPr>
               <w:pStyle w:val="Compact"/>
-              <w:jc w:val="left"/>
+              <w:jc w:val="center"/>
             </w:pPr>
             <w:r>
               <w:rPr>
@@ -14397,7 +14726,7 @@
           <w:p>
             <w:pPr>
               <w:pStyle w:val="Compact"/>
-              <w:jc w:val="left"/>
+              <w:jc w:val="center"/>
             </w:pPr>
             <w:r>
               <w:rPr>
@@ -14412,7 +14741,7 @@
           <w:p>
             <w:pPr>
               <w:pStyle w:val="Compact"/>
-              <w:jc w:val="left"/>
+              <w:jc w:val="center"/>
             </w:pPr>
             <w:r>
               <w:rPr>
@@ -14444,7 +14773,7 @@
           <w:p>
             <w:pPr>
               <w:pStyle w:val="Compact"/>
-              <w:jc w:val="left"/>
+              <w:jc w:val="center"/>
             </w:pPr>
             <w:r>
               <w:rPr>
@@ -14459,7 +14788,7 @@
           <w:p>
             <w:pPr>
               <w:pStyle w:val="Compact"/>
-              <w:jc w:val="left"/>
+              <w:jc w:val="center"/>
             </w:pPr>
             <w:r>
               <w:rPr>
@@ -14491,7 +14820,7 @@
           <w:p>
             <w:pPr>
               <w:pStyle w:val="Compact"/>
-              <w:jc w:val="left"/>
+              <w:jc w:val="center"/>
             </w:pPr>
             <w:r>
               <w:rPr>
@@ -14506,7 +14835,7 @@
           <w:p>
             <w:pPr>
               <w:pStyle w:val="Compact"/>
-              <w:jc w:val="left"/>
+              <w:jc w:val="center"/>
             </w:pPr>
             <w:r>
               <w:rPr>
@@ -14538,7 +14867,7 @@
           <w:p>
             <w:pPr>
               <w:pStyle w:val="Compact"/>
-              <w:jc w:val="left"/>
+              <w:jc w:val="center"/>
             </w:pPr>
             <w:r>
               <w:rPr>
@@ -14561,7 +14890,7 @@
           <w:p>
             <w:pPr>
               <w:pStyle w:val="Compact"/>
-              <w:jc w:val="left"/>
+              <w:jc w:val="center"/>
             </w:pPr>
             <w:r>
               <w:rPr>
@@ -14601,7 +14930,7 @@
           <w:p>
             <w:pPr>
               <w:pStyle w:val="Compact"/>
-              <w:jc w:val="left"/>
+              <w:jc w:val="center"/>
             </w:pPr>
             <w:r>
               <w:rPr>
@@ -14616,7 +14945,7 @@
           <w:p>
             <w:pPr>
               <w:pStyle w:val="Compact"/>
-              <w:jc w:val="left"/>
+              <w:jc w:val="center"/>
             </w:pPr>
             <w:r>
               <w:rPr>
@@ -14648,7 +14977,7 @@
           <w:p>
             <w:pPr>
               <w:pStyle w:val="Compact"/>
-              <w:jc w:val="left"/>
+              <w:jc w:val="center"/>
             </w:pPr>
             <w:r>
               <w:rPr>
@@ -14663,7 +14992,7 @@
           <w:p>
             <w:pPr>
               <w:pStyle w:val="Compact"/>
-              <w:jc w:val="left"/>
+              <w:jc w:val="center"/>
             </w:pPr>
             <w:r>
               <w:rPr>
@@ -14742,12 +15071,6 @@
         <w:pStyle w:val="BlockText"/>
       </w:pPr>
       <w:r>
-        <w:t xml:space="preserve">⚠️</w:t>
-      </w:r>
-      <w:r>
-        <w:t xml:space="preserve"> </w:t>
-      </w:r>
-      <w:r>
         <w:rPr>
           <w:rFonts w:hint="eastAsia" w:eastAsia="SimSun" w:ascii="Times New Roman" w:hAnsi="Times New Roman"/>
           <w:b/>
@@ -14849,8 +15172,8 @@
         <w:t xml:space="preserve">最终获得粗大、纯净的晶形沉淀</w:t>
       </w:r>
     </w:p>
-    <w:bookmarkEnd w:id="30"/>
-    <w:bookmarkStart w:id="31" w:name="共沉淀与后沉淀"/>
+    <w:bookmarkEnd w:id="33"/>
+    <w:bookmarkStart w:id="34" w:name="共沉淀与后沉淀"/>
     <w:p>
       <w:pPr>
         <w:pStyle w:val="Heading3"/>
@@ -14897,7 +15220,7 @@
           <w:p>
             <w:pPr>
               <w:pStyle w:val="Compact"/>
-              <w:jc w:val="left"/>
+              <w:jc w:val="center"/>
             </w:pPr>
             <w:r>
               <w:rPr>
@@ -14913,7 +15236,7 @@
           <w:p>
             <w:pPr>
               <w:pStyle w:val="Compact"/>
-              <w:jc w:val="left"/>
+              <w:jc w:val="center"/>
             </w:pPr>
             <w:r>
               <w:rPr>
@@ -14929,7 +15252,7 @@
           <w:p>
             <w:pPr>
               <w:pStyle w:val="Compact"/>
-              <w:jc w:val="left"/>
+              <w:jc w:val="center"/>
             </w:pPr>
             <w:r>
               <w:rPr>
@@ -14947,7 +15270,7 @@
           <w:p>
             <w:pPr>
               <w:pStyle w:val="Compact"/>
-              <w:jc w:val="left"/>
+              <w:jc w:val="center"/>
             </w:pPr>
             <w:r>
               <w:rPr>
@@ -14964,7 +15287,7 @@
           <w:p>
             <w:pPr>
               <w:pStyle w:val="Compact"/>
-              <w:jc w:val="left"/>
+              <w:jc w:val="center"/>
             </w:pPr>
             <w:r>
               <w:rPr>
@@ -14979,7 +15302,7 @@
           <w:p>
             <w:pPr>
               <w:pStyle w:val="Compact"/>
-              <w:jc w:val="left"/>
+              <w:jc w:val="center"/>
             </w:pPr>
             <w:r>
               <w:rPr>
@@ -14996,7 +15319,7 @@
           <w:p>
             <w:pPr>
               <w:pStyle w:val="Compact"/>
-              <w:jc w:val="left"/>
+              <w:jc w:val="center"/>
             </w:pPr>
             <w:r>
               <w:rPr>
@@ -15013,7 +15336,7 @@
           <w:p>
             <w:pPr>
               <w:pStyle w:val="Compact"/>
-              <w:jc w:val="left"/>
+              <w:jc w:val="center"/>
             </w:pPr>
             <w:r>
               <w:rPr>
@@ -15028,7 +15351,7 @@
           <w:p>
             <w:pPr>
               <w:pStyle w:val="Compact"/>
-              <w:jc w:val="left"/>
+              <w:jc w:val="center"/>
             </w:pPr>
             <w:r>
               <w:rPr>
@@ -15045,7 +15368,7 @@
           <w:p>
             <w:pPr>
               <w:pStyle w:val="Compact"/>
-              <w:jc w:val="left"/>
+              <w:jc w:val="center"/>
             </w:pPr>
             <w:r>
               <w:rPr>
@@ -15062,7 +15385,7 @@
           <w:p>
             <w:pPr>
               <w:pStyle w:val="Compact"/>
-              <w:jc w:val="left"/>
+              <w:jc w:val="center"/>
             </w:pPr>
             <w:r>
               <w:rPr>
@@ -15077,7 +15400,7 @@
           <w:p>
             <w:pPr>
               <w:pStyle w:val="Compact"/>
-              <w:jc w:val="left"/>
+              <w:jc w:val="center"/>
             </w:pPr>
             <w:r>
               <w:rPr>
@@ -15094,7 +15417,7 @@
           <w:p>
             <w:pPr>
               <w:pStyle w:val="Compact"/>
-              <w:jc w:val="left"/>
+              <w:jc w:val="center"/>
             </w:pPr>
             <w:r>
               <w:rPr>
@@ -15111,7 +15434,7 @@
           <w:p>
             <w:pPr>
               <w:pStyle w:val="Compact"/>
-              <w:jc w:val="left"/>
+              <w:jc w:val="center"/>
             </w:pPr>
             <w:r>
               <w:rPr>
@@ -15126,7 +15449,7 @@
           <w:p>
             <w:pPr>
               <w:pStyle w:val="Compact"/>
-              <w:jc w:val="left"/>
+              <w:jc w:val="center"/>
             </w:pPr>
             <w:r>
               <w:rPr>
@@ -15192,9 +15515,9 @@
         </w:pict>
       </w:r>
     </w:p>
-    <w:bookmarkEnd w:id="31"/>
-    <w:bookmarkEnd w:id="32"/>
-    <w:bookmarkStart w:id="39" w:name="六典型例题"/>
+    <w:bookmarkEnd w:id="34"/>
+    <w:bookmarkEnd w:id="35"/>
+    <w:bookmarkStart w:id="42" w:name="六典型例题"/>
     <w:p>
       <w:pPr>
         <w:pStyle w:val="Heading2"/>
@@ -15206,7 +15529,7 @@
         <w:t xml:space="preserve">六、典型例题</w:t>
       </w:r>
     </w:p>
-    <w:bookmarkStart w:id="33" w:name="例1-条件稳定常数与准确滴定判断"/>
+    <w:bookmarkStart w:id="36" w:name="例1-条件稳定常数与准确滴定判断"/>
     <w:p>
       <w:pPr>
         <w:pStyle w:val="Heading3"/>
@@ -15314,6 +15637,14 @@
         <w:t xml:space="preserve"> </w:t>
       </w:r>
       <m:oMath>
+        <m:oMathPr>
+          <m:ctrlPr>
+            <w:rPr>
+              <w:sz w:val="28"/>
+              <w:szCs w:val="28"/>
+            </w:rPr>
+          </m:ctrlPr>
+        </m:oMathPr>
         <m:r>
           <m:rPr>
             <m:sty m:val="p"/>
@@ -15376,6 +15707,14 @@
         <w:t xml:space="preserve"> </w:t>
       </w:r>
       <m:oMath>
+        <m:oMathPr>
+          <m:ctrlPr>
+            <w:rPr>
+              <w:sz w:val="28"/>
+              <w:szCs w:val="28"/>
+            </w:rPr>
+          </m:ctrlPr>
+        </m:oMathPr>
         <m:r>
           <m:rPr>
             <m:sty m:val="p"/>
@@ -15502,6 +15841,14 @@
         <w:t xml:space="preserve">不考虑其他配位效应，</w:t>
       </w:r>
       <m:oMath>
+        <m:oMathPr>
+          <m:ctrlPr>
+            <w:rPr>
+              <w:sz w:val="28"/>
+              <w:szCs w:val="28"/>
+            </w:rPr>
+          </m:ctrlPr>
+        </m:oMathPr>
         <m:r>
           <m:rPr>
             <m:sty m:val="p"/>
@@ -15670,6 +16017,14 @@
         <w:t xml:space="preserve">化学计量点时的浓度（等浓度等体积滴定）：</w:t>
       </w:r>
       <m:oMath>
+        <m:oMathPr>
+          <m:ctrlPr>
+            <w:rPr>
+              <w:sz w:val="28"/>
+              <w:szCs w:val="28"/>
+            </w:rPr>
+          </m:ctrlPr>
+        </m:oMathPr>
         <m:sSubSup>
           <m:e>
             <m:r>
@@ -15775,6 +16130,14 @@
         </w:numPr>
       </w:pPr>
       <m:oMath>
+        <m:oMathPr>
+          <m:ctrlPr>
+            <w:rPr>
+              <w:sz w:val="28"/>
+              <w:szCs w:val="28"/>
+            </w:rPr>
+          </m:ctrlPr>
+        </m:oMathPr>
         <m:r>
           <m:rPr>
             <m:sty m:val="p"/>
@@ -15973,6 +16336,14 @@
         </w:numPr>
       </w:pPr>
       <m:oMath>
+        <m:oMathPr>
+          <m:ctrlPr>
+            <w:rPr>
+              <w:sz w:val="28"/>
+              <w:szCs w:val="28"/>
+            </w:rPr>
+          </m:ctrlPr>
+        </m:oMathPr>
         <m:r>
           <m:t>8.05</m:t>
         </m:r>
@@ -16023,6 +16394,14 @@
         <w:t xml:space="preserve">：</w:t>
       </w:r>
       <m:oMath>
+        <m:oMathPr>
+          <m:ctrlPr>
+            <w:rPr>
+              <w:sz w:val="28"/>
+              <w:szCs w:val="28"/>
+            </w:rPr>
+          </m:ctrlPr>
+        </m:oMathPr>
         <m:r>
           <m:rPr>
             <m:sty m:val="p"/>
@@ -16130,8 +16509,8 @@
         </w:pict>
       </w:r>
     </w:p>
-    <w:bookmarkEnd w:id="33"/>
-    <w:bookmarkStart w:id="34" w:name="例2-分别滴定判别混合离子体系"/>
+    <w:bookmarkEnd w:id="36"/>
+    <w:bookmarkStart w:id="37" w:name="例2-分别滴定判别混合离子体系"/>
     <w:p>
       <w:pPr>
         <w:pStyle w:val="Heading3"/>
@@ -16177,6 +16556,14 @@
         <w:t xml:space="preserve"> </w:t>
       </w:r>
       <m:oMath>
+        <m:oMathPr>
+          <m:ctrlPr>
+            <w:rPr>
+              <w:sz w:val="28"/>
+              <w:szCs w:val="28"/>
+            </w:rPr>
+          </m:ctrlPr>
+        </m:oMathPr>
         <m:r>
           <m:t>0.0200</m:t>
         </m:r>
@@ -16260,6 +16647,14 @@
         <w:t xml:space="preserve"> </w:t>
       </w:r>
       <m:oMath>
+        <m:oMathPr>
+          <m:ctrlPr>
+            <w:rPr>
+              <w:sz w:val="28"/>
+              <w:szCs w:val="28"/>
+            </w:rPr>
+          </m:ctrlPr>
+        </m:oMathPr>
         <m:r>
           <m:t>0.100</m:t>
         </m:r>
@@ -16340,6 +16735,14 @@
         <w:t xml:space="preserve"> </w:t>
       </w:r>
       <m:oMath>
+        <m:oMathPr>
+          <m:ctrlPr>
+            <w:rPr>
+              <w:sz w:val="28"/>
+              <w:szCs w:val="28"/>
+            </w:rPr>
+          </m:ctrlPr>
+        </m:oMathPr>
         <m:r>
           <m:rPr>
             <m:sty m:val="p"/>
@@ -16390,6 +16793,14 @@
         <w:t xml:space="preserve">，</w:t>
       </w:r>
       <m:oMath>
+        <m:oMathPr>
+          <m:ctrlPr>
+            <w:rPr>
+              <w:sz w:val="28"/>
+              <w:szCs w:val="28"/>
+            </w:rPr>
+          </m:ctrlPr>
+        </m:oMathPr>
         <m:r>
           <m:rPr>
             <m:sty m:val="p"/>
@@ -16443,6 +16854,14 @@
         <w:t xml:space="preserve"> </w:t>
       </w:r>
       <m:oMath>
+        <m:oMathPr>
+          <m:ctrlPr>
+            <w:rPr>
+              <w:sz w:val="28"/>
+              <w:szCs w:val="28"/>
+            </w:rPr>
+          </m:ctrlPr>
+        </m:oMathPr>
         <m:r>
           <m:rPr>
             <m:sty m:val="p"/>
@@ -16499,6 +16918,14 @@
         <w:t xml:space="preserve">，</w:t>
       </w:r>
       <m:oMath>
+        <m:oMathPr>
+          <m:ctrlPr>
+            <w:rPr>
+              <w:sz w:val="28"/>
+              <w:szCs w:val="28"/>
+            </w:rPr>
+          </m:ctrlPr>
+        </m:oMathPr>
         <m:r>
           <m:rPr>
             <m:sty m:val="p"/>
@@ -16543,6 +16970,14 @@
         <w:t xml:space="preserve">，</w:t>
       </w:r>
       <m:oMath>
+        <m:oMathPr>
+          <m:ctrlPr>
+            <w:rPr>
+              <w:sz w:val="28"/>
+              <w:szCs w:val="28"/>
+            </w:rPr>
+          </m:ctrlPr>
+        </m:oMathPr>
         <m:r>
           <m:rPr>
             <m:sty m:val="p"/>
@@ -16697,6 +17132,14 @@
         <w:t xml:space="preserve"> </w:t>
       </w:r>
       <m:oMath>
+        <m:oMathPr>
+          <m:ctrlPr>
+            <w:rPr>
+              <w:sz w:val="28"/>
+              <w:szCs w:val="28"/>
+            </w:rPr>
+          </m:ctrlPr>
+        </m:oMathPr>
         <m:r>
           <m:rPr>
             <m:sty m:val="p"/>
@@ -16800,6 +17243,14 @@
         </w:numPr>
       </w:pPr>
       <m:oMath>
+        <m:oMathPr>
+          <m:ctrlPr>
+            <w:rPr>
+              <w:sz w:val="28"/>
+              <w:szCs w:val="28"/>
+            </w:rPr>
+          </m:ctrlPr>
+        </m:oMathPr>
         <m:r>
           <m:rPr>
             <m:sty m:val="p"/>
@@ -16882,6 +17333,14 @@
         <w:t xml:space="preserve"> </w:t>
       </w:r>
       <m:oMath>
+        <m:oMathPr>
+          <m:ctrlPr>
+            <w:rPr>
+              <w:sz w:val="28"/>
+              <w:szCs w:val="28"/>
+            </w:rPr>
+          </m:ctrlPr>
+        </m:oMathPr>
         <m:r>
           <m:rPr>
             <m:sty m:val="p"/>
@@ -17058,6 +17517,14 @@
         </w:numPr>
       </w:pPr>
       <m:oMath>
+        <m:oMathPr>
+          <m:ctrlPr>
+            <w:rPr>
+              <w:sz w:val="28"/>
+              <w:szCs w:val="28"/>
+            </w:rPr>
+          </m:ctrlPr>
+        </m:oMathPr>
         <m:r>
           <m:rPr>
             <m:sty m:val="p"/>
@@ -17140,6 +17607,14 @@
         <w:t xml:space="preserve"> </w:t>
       </w:r>
       <m:oMath>
+        <m:oMathPr>
+          <m:ctrlPr>
+            <w:rPr>
+              <w:sz w:val="28"/>
+              <w:szCs w:val="28"/>
+            </w:rPr>
+          </m:ctrlPr>
+        </m:oMathPr>
         <m:r>
           <m:rPr>
             <m:sty m:val="p"/>
@@ -17302,6 +17777,14 @@
         </w:numPr>
       </w:pPr>
       <m:oMath>
+        <m:oMathPr>
+          <m:ctrlPr>
+            <w:rPr>
+              <w:sz w:val="28"/>
+              <w:szCs w:val="28"/>
+            </w:rPr>
+          </m:ctrlPr>
+        </m:oMathPr>
         <m:r>
           <m:rPr>
             <m:sty m:val="p"/>
@@ -17401,6 +17884,14 @@
         <w:t xml:space="preserve">：</w:t>
       </w:r>
       <m:oMath>
+        <m:oMathPr>
+          <m:ctrlPr>
+            <w:rPr>
+              <w:sz w:val="28"/>
+              <w:szCs w:val="28"/>
+            </w:rPr>
+          </m:ctrlPr>
+        </m:oMathPr>
         <m:r>
           <m:rPr>
             <m:sty m:val="p"/>
@@ -17556,9 +18047,6 @@
         <w:pStyle w:val="BlockText"/>
       </w:pPr>
       <w:r>
-        <w:t xml:space="preserve">💡 </w:t>
-      </w:r>
-      <w:r>
         <w:rPr>
           <w:rFonts w:hint="eastAsia" w:eastAsia="SimSun" w:ascii="Times New Roman" w:hAnsi="Times New Roman"/>
         </w:rPr>
@@ -17568,6 +18056,14 @@
         <w:t xml:space="preserve"> </w:t>
       </w:r>
       <m:oMath>
+        <m:oMathPr>
+          <m:ctrlPr>
+            <w:rPr>
+              <w:sz w:val="28"/>
+              <w:szCs w:val="28"/>
+            </w:rPr>
+          </m:ctrlPr>
+        </m:oMathPr>
         <m:r>
           <m:rPr>
             <m:sty m:val="p"/>
@@ -17624,6 +18120,14 @@
         <w:t xml:space="preserve">，</w:t>
       </w:r>
       <m:oMath>
+        <m:oMathPr>
+          <m:ctrlPr>
+            <w:rPr>
+              <w:sz w:val="28"/>
+              <w:szCs w:val="28"/>
+            </w:rPr>
+          </m:ctrlPr>
+        </m:oMathPr>
         <m:r>
           <m:rPr>
             <m:sty m:val="p"/>
@@ -17717,6 +18221,14 @@
         <w:t xml:space="preserve"> </w:t>
       </w:r>
       <m:oMath>
+        <m:oMathPr>
+          <m:ctrlPr>
+            <w:rPr>
+              <w:sz w:val="28"/>
+              <w:szCs w:val="28"/>
+            </w:rPr>
+          </m:ctrlPr>
+        </m:oMathPr>
         <m:r>
           <m:rPr>
             <m:sty m:val="p"/>
@@ -17865,6 +18377,14 @@
         <w:t xml:space="preserve"> </w:t>
       </w:r>
       <m:oMath>
+        <m:oMathPr>
+          <m:ctrlPr>
+            <w:rPr>
+              <w:sz w:val="28"/>
+              <w:szCs w:val="28"/>
+            </w:rPr>
+          </m:ctrlPr>
+        </m:oMathPr>
         <m:r>
           <m:rPr>
             <m:sty m:val="p"/>
@@ -17966,8 +18486,8 @@
         </w:pict>
       </w:r>
     </w:p>
-    <w:bookmarkEnd w:id="34"/>
-    <w:bookmarkStart w:id="35" w:name="例3-指示剂封闭僵化判断"/>
+    <w:bookmarkEnd w:id="37"/>
+    <w:bookmarkStart w:id="38" w:name="例3-指示剂封闭僵化判断"/>
     <w:p>
       <w:pPr>
         <w:pStyle w:val="Heading3"/>
@@ -18256,7 +18776,7 @@
           <w:p>
             <w:pPr>
               <w:pStyle w:val="Compact"/>
-              <w:jc w:val="left"/>
+              <w:jc w:val="center"/>
             </w:pPr>
             <w:r>
               <w:rPr>
@@ -18288,7 +18808,7 @@
           <w:p>
             <w:pPr>
               <w:pStyle w:val="Compact"/>
-              <w:jc w:val="left"/>
+              <w:jc w:val="center"/>
             </w:pPr>
             <w:r>
               <w:rPr>
@@ -18321,7 +18841,7 @@
           <w:p>
             <w:pPr>
               <w:pStyle w:val="Compact"/>
-              <w:jc w:val="left"/>
+              <w:jc w:val="center"/>
             </w:pPr>
             <w:r>
               <w:rPr>
@@ -18406,7 +18926,7 @@
           <w:p>
             <w:pPr>
               <w:pStyle w:val="Compact"/>
-              <w:jc w:val="left"/>
+              <w:jc w:val="center"/>
             </w:pPr>
             <w:r>
               <w:rPr>
@@ -18438,7 +18958,7 @@
           <w:p>
             <w:pPr>
               <w:pStyle w:val="Compact"/>
-              <w:jc w:val="left"/>
+              <w:jc w:val="center"/>
             </w:pPr>
             <m:oMath>
               <m:r>
@@ -18502,7 +19022,7 @@
           <w:p>
             <w:pPr>
               <w:pStyle w:val="Compact"/>
-              <w:jc w:val="left"/>
+              <w:jc w:val="center"/>
             </w:pPr>
             <w:r>
               <w:rPr>
@@ -18604,7 +19124,7 @@
           <w:p>
             <w:pPr>
               <w:pStyle w:val="Compact"/>
-              <w:jc w:val="left"/>
+              <w:jc w:val="center"/>
             </w:pPr>
             <w:r>
               <w:rPr>
@@ -18636,7 +19156,7 @@
           <w:p>
             <w:pPr>
               <w:pStyle w:val="Compact"/>
-              <w:jc w:val="left"/>
+              <w:jc w:val="center"/>
             </w:pPr>
             <w:r>
               <w:rPr>
@@ -18674,8 +19194,8 @@
         </w:pict>
       </w:r>
     </w:p>
-    <w:bookmarkEnd w:id="35"/>
-    <w:bookmarkStart w:id="36" w:name="例4-掩蔽与解蔽的综合应用"/>
+    <w:bookmarkEnd w:id="38"/>
+    <w:bookmarkStart w:id="39" w:name="例4-掩蔽与解蔽的综合应用"/>
     <w:p>
       <w:pPr>
         <w:pStyle w:val="Heading3"/>
@@ -19096,6 +19616,14 @@
         <w:t xml:space="preserve"> </w:t>
       </w:r>
       <m:oMath>
+        <m:oMathPr>
+          <m:ctrlPr>
+            <w:rPr>
+              <w:sz w:val="28"/>
+              <w:szCs w:val="28"/>
+            </w:rPr>
+          </m:ctrlPr>
+        </m:oMathPr>
         <m:r>
           <m:rPr>
             <m:sty m:val="p"/>
@@ -19247,6 +19775,12 @@
       <m:oMathPara>
         <m:oMathParaPr>
           <m:jc m:val="center"/>
+          <m:ctrlPr>
+            <w:rPr>
+              <w:sz w:val="28"/>
+              <w:szCs w:val="28"/>
+            </w:rPr>
+          </m:ctrlPr>
         </m:oMathParaPr>
         <m:oMath>
           <m:r>
@@ -19608,6 +20142,12 @@
       <m:oMathPara>
         <m:oMathParaPr>
           <m:jc m:val="center"/>
+          <m:ctrlPr>
+            <w:rPr>
+              <w:sz w:val="28"/>
+              <w:szCs w:val="28"/>
+            </w:rPr>
+          </m:ctrlPr>
         </m:oMathParaPr>
         <m:oMath>
           <m:sSub>
@@ -19768,6 +20308,12 @@
       <m:oMathPara>
         <m:oMathParaPr>
           <m:jc m:val="center"/>
+          <m:ctrlPr>
+            <w:rPr>
+              <w:sz w:val="28"/>
+              <w:szCs w:val="28"/>
+            </w:rPr>
+          </m:ctrlPr>
         </m:oMathParaPr>
         <m:oMath>
           <m:sSub>
@@ -19885,6 +20431,14 @@
         <w:t xml:space="preserve">：</w:t>
       </w:r>
       <m:oMath>
+        <m:oMathPr>
+          <m:ctrlPr>
+            <w:rPr>
+              <w:sz w:val="28"/>
+              <w:szCs w:val="28"/>
+            </w:rPr>
+          </m:ctrlPr>
+        </m:oMathPr>
         <m:sSub>
           <m:e>
             <m:r>
@@ -19968,6 +20522,14 @@
         <w:t xml:space="preserve">，</w:t>
       </w:r>
       <m:oMath>
+        <m:oMathPr>
+          <m:ctrlPr>
+            <w:rPr>
+              <w:sz w:val="28"/>
+              <w:szCs w:val="28"/>
+            </w:rPr>
+          </m:ctrlPr>
+        </m:oMathPr>
         <m:sSub>
           <m:e>
             <m:r>
@@ -20200,8 +20762,8 @@
         </w:pict>
       </w:r>
     </w:p>
-    <w:bookmarkEnd w:id="36"/>
-    <w:bookmarkStart w:id="37" w:name="例5-重量分析换算因数计算"/>
+    <w:bookmarkEnd w:id="39"/>
+    <w:bookmarkStart w:id="40" w:name="例5-重量分析换算因数计算"/>
     <w:p>
       <w:pPr>
         <w:pStyle w:val="Heading3"/>
@@ -20395,6 +20957,14 @@
         <w:t xml:space="preserve"> </w:t>
       </w:r>
       <m:oMath>
+        <m:oMathPr>
+          <m:ctrlPr>
+            <w:rPr>
+              <w:sz w:val="28"/>
+              <w:szCs w:val="28"/>
+            </w:rPr>
+          </m:ctrlPr>
+        </m:oMathPr>
         <m:r>
           <m:rPr>
             <m:sty m:val="p"/>
@@ -20466,6 +21036,14 @@
         <w:t xml:space="preserve"> </w:t>
       </w:r>
       <m:oMath>
+        <m:oMathPr>
+          <m:ctrlPr>
+            <w:rPr>
+              <w:sz w:val="28"/>
+              <w:szCs w:val="28"/>
+            </w:rPr>
+          </m:ctrlPr>
+        </m:oMathPr>
         <m:r>
           <m:rPr>
             <m:sty m:val="p"/>
@@ -20555,6 +21133,14 @@
         <w:t xml:space="preserve">已知：</w:t>
       </w:r>
       <m:oMath>
+        <m:oMathPr>
+          <m:ctrlPr>
+            <w:rPr>
+              <w:sz w:val="28"/>
+              <w:szCs w:val="28"/>
+            </w:rPr>
+          </m:ctrlPr>
+        </m:oMathPr>
         <m:sSub>
           <m:e>
             <m:r>
@@ -20587,6 +21173,14 @@
         <w:t xml:space="preserve">，</w:t>
       </w:r>
       <m:oMath>
+        <m:oMathPr>
+          <m:ctrlPr>
+            <w:rPr>
+              <w:sz w:val="28"/>
+              <w:szCs w:val="28"/>
+            </w:rPr>
+          </m:ctrlPr>
+        </m:oMathPr>
         <m:sSub>
           <m:e>
             <m:r>
@@ -20725,6 +21319,14 @@
         <w:t xml:space="preserve"> </w:t>
       </w:r>
       <m:oMath>
+        <m:oMathPr>
+          <m:ctrlPr>
+            <w:rPr>
+              <w:sz w:val="28"/>
+              <w:szCs w:val="28"/>
+            </w:rPr>
+          </m:ctrlPr>
+        </m:oMathPr>
         <m:r>
           <m:rPr>
             <m:sty m:val="p"/>
@@ -20811,6 +21413,14 @@
         <w:t xml:space="preserve"> </w:t>
       </w:r>
       <m:oMath>
+        <m:oMathPr>
+          <m:ctrlPr>
+            <w:rPr>
+              <w:sz w:val="28"/>
+              <w:szCs w:val="28"/>
+            </w:rPr>
+          </m:ctrlPr>
+        </m:oMathPr>
         <m:r>
           <m:rPr>
             <m:sty m:val="p"/>
@@ -20888,6 +21498,14 @@
         <w:t xml:space="preserve"> </w:t>
       </w:r>
       <m:oMath>
+        <m:oMathPr>
+          <m:ctrlPr>
+            <w:rPr>
+              <w:sz w:val="28"/>
+              <w:szCs w:val="28"/>
+            </w:rPr>
+          </m:ctrlPr>
+        </m:oMathPr>
         <m:r>
           <m:rPr>
             <m:sty m:val="p"/>
@@ -20993,6 +21611,12 @@
       <m:oMathPara>
         <m:oMathParaPr>
           <m:jc m:val="center"/>
+          <m:ctrlPr>
+            <w:rPr>
+              <w:sz w:val="28"/>
+              <w:szCs w:val="28"/>
+            </w:rPr>
+          </m:ctrlPr>
         </m:oMathParaPr>
         <m:oMath>
           <m:r>
@@ -21184,6 +21808,12 @@
       <m:oMathPara>
         <m:oMathParaPr>
           <m:jc m:val="center"/>
+          <m:ctrlPr>
+            <w:rPr>
+              <w:sz w:val="28"/>
+              <w:szCs w:val="28"/>
+            </w:rPr>
+          </m:ctrlPr>
         </m:oMathParaPr>
         <m:oMath>
           <m:sSub>
@@ -21407,6 +22037,14 @@
         <w:t xml:space="preserve">：</w:t>
       </w:r>
       <m:oMath>
+        <m:oMathPr>
+          <m:ctrlPr>
+            <w:rPr>
+              <w:sz w:val="28"/>
+              <w:szCs w:val="28"/>
+            </w:rPr>
+          </m:ctrlPr>
+        </m:oMathPr>
         <m:sSub>
           <m:e>
             <m:r>
@@ -21447,12 +22085,6 @@
         <w:pStyle w:val="BlockText"/>
       </w:pPr>
       <w:r>
-        <w:t xml:space="preserve">⚠️</w:t>
-      </w:r>
-      <w:r>
-        <w:t xml:space="preserve"> </w:t>
-      </w:r>
-      <w:r>
         <w:rPr>
           <w:rFonts w:hint="eastAsia" w:eastAsia="SimSun" w:ascii="Times New Roman" w:hAnsi="Times New Roman"/>
           <w:b/>
@@ -21484,6 +22116,14 @@
         <w:t xml:space="preserve">。</w:t>
       </w:r>
       <m:oMath>
+        <m:oMathPr>
+          <m:ctrlPr>
+            <w:rPr>
+              <w:sz w:val="28"/>
+              <w:szCs w:val="28"/>
+            </w:rPr>
+          </m:ctrlPr>
+        </m:oMathPr>
         <m:r>
           <m:rPr>
             <m:sty m:val="p"/>
@@ -21555,6 +22195,14 @@
         <w:t xml:space="preserve">中含有2个P原子，对应被测组分为P，因此分子要乘以2（</w:t>
       </w:r>
       <m:oMath>
+        <m:oMathPr>
+          <m:ctrlPr>
+            <w:rPr>
+              <w:sz w:val="28"/>
+              <w:szCs w:val="28"/>
+            </w:rPr>
+          </m:ctrlPr>
+        </m:oMathPr>
         <m:r>
           <m:t>a</m:t>
         </m:r>
@@ -21596,6 +22244,14 @@
         <w:t xml:space="preserve"> </w:t>
       </w:r>
       <m:oMath>
+        <m:oMathPr>
+          <m:ctrlPr>
+            <w:rPr>
+              <w:sz w:val="28"/>
+              <w:szCs w:val="28"/>
+            </w:rPr>
+          </m:ctrlPr>
+        </m:oMathPr>
         <m:r>
           <m:t>F</m:t>
         </m:r>
@@ -21768,6 +22424,14 @@
         <w:t xml:space="preserve"> </w:t>
       </w:r>
       <m:oMath>
+        <m:oMathPr>
+          <m:ctrlPr>
+            <w:rPr>
+              <w:sz w:val="28"/>
+              <w:szCs w:val="28"/>
+            </w:rPr>
+          </m:ctrlPr>
+        </m:oMathPr>
         <m:r>
           <m:t>F</m:t>
         </m:r>
@@ -21921,8 +22585,8 @@
         </w:pict>
       </w:r>
     </w:p>
-    <w:bookmarkEnd w:id="37"/>
-    <w:bookmarkStart w:id="38" w:name="例6-沉淀条件选择综合判断"/>
+    <w:bookmarkEnd w:id="40"/>
+    <w:bookmarkStart w:id="41" w:name="例6-沉淀条件选择综合判断"/>
     <w:p>
       <w:pPr>
         <w:pStyle w:val="Heading3"/>
@@ -22973,9 +23637,9 @@
         </w:pict>
       </w:r>
     </w:p>
-    <w:bookmarkEnd w:id="38"/>
-    <w:bookmarkEnd w:id="39"/>
-    <w:bookmarkStart w:id="44" w:name="七规律与方法总结"/>
+    <w:bookmarkEnd w:id="41"/>
+    <w:bookmarkEnd w:id="42"/>
+    <w:bookmarkStart w:id="47" w:name="七规律与方法总结"/>
     <w:p>
       <w:pPr>
         <w:pStyle w:val="Heading2"/>
@@ -22987,7 +23651,7 @@
         <w:t xml:space="preserve">七、规律与方法总结</w:t>
       </w:r>
     </w:p>
-    <w:bookmarkStart w:id="40" w:name="络合滴定三步法"/>
+    <w:bookmarkStart w:id="43" w:name="络合滴定三步法"/>
     <w:p>
       <w:pPr>
         <w:pStyle w:val="Heading3"/>
@@ -23039,7 +23703,7 @@
           <w:p>
             <w:pPr>
               <w:pStyle w:val="Compact"/>
-              <w:jc w:val="left"/>
+              <w:jc w:val="center"/>
             </w:pPr>
             <w:r>
               <w:rPr>
@@ -23055,7 +23719,7 @@
           <w:p>
             <w:pPr>
               <w:pStyle w:val="Compact"/>
-              <w:jc w:val="left"/>
+              <w:jc w:val="center"/>
             </w:pPr>
             <w:r>
               <w:rPr>
@@ -23094,7 +23758,7 @@
           <w:p>
             <w:pPr>
               <w:pStyle w:val="Compact"/>
-              <w:jc w:val="left"/>
+              <w:jc w:val="center"/>
             </w:pPr>
             <w:r>
               <w:rPr>
@@ -23199,7 +23863,7 @@
           <w:p>
             <w:pPr>
               <w:pStyle w:val="Compact"/>
-              <w:jc w:val="left"/>
+              <w:jc w:val="center"/>
             </w:pPr>
             <w:r>
               <w:rPr>
@@ -23237,7 +23901,7 @@
           <w:p>
             <w:pPr>
               <w:pStyle w:val="Compact"/>
-              <w:jc w:val="left"/>
+              <w:jc w:val="center"/>
             </w:pPr>
             <m:oMath>
               <m:r>
@@ -23316,7 +23980,7 @@
           <w:p>
             <w:pPr>
               <w:pStyle w:val="Compact"/>
-              <w:jc w:val="left"/>
+              <w:jc w:val="center"/>
             </w:pPr>
             <m:oMath>
               <m:r>
@@ -23371,7 +24035,7 @@
           <w:p>
             <w:pPr>
               <w:pStyle w:val="Compact"/>
-              <w:jc w:val="left"/>
+              <w:jc w:val="center"/>
             </w:pPr>
             <w:r>
               <w:rPr>
@@ -23392,7 +24056,7 @@
           <w:p>
             <w:pPr>
               <w:pStyle w:val="Compact"/>
-              <w:jc w:val="left"/>
+              <w:jc w:val="center"/>
             </w:pPr>
             <w:r>
               <w:rPr>
@@ -23404,8 +24068,8 @@
         </w:tc>
       </w:tr>
     </w:tbl>
-    <w:bookmarkEnd w:id="40"/>
-    <w:bookmarkStart w:id="41" w:name="重量分析五步法"/>
+    <w:bookmarkEnd w:id="43"/>
+    <w:bookmarkStart w:id="44" w:name="重量分析五步法"/>
     <w:p>
       <w:pPr>
         <w:pStyle w:val="Heading3"/>
@@ -23577,8 +24241,8 @@
         <w:t xml:space="preserve">稀热快电不陈</w:t>
       </w:r>
     </w:p>
-    <w:bookmarkEnd w:id="41"/>
-    <w:bookmarkStart w:id="42" w:name="速查卡"/>
+    <w:bookmarkEnd w:id="44"/>
+    <w:bookmarkStart w:id="45" w:name="速查卡"/>
     <w:p>
       <w:pPr>
         <w:pStyle w:val="Heading3"/>
@@ -23613,7 +24277,7 @@
           <w:p>
             <w:pPr>
               <w:pStyle w:val="Compact"/>
-              <w:jc w:val="left"/>
+              <w:jc w:val="center"/>
             </w:pPr>
             <w:r>
               <w:rPr>
@@ -23629,7 +24293,7 @@
           <w:p>
             <w:pPr>
               <w:pStyle w:val="Compact"/>
-              <w:jc w:val="left"/>
+              <w:jc w:val="center"/>
             </w:pPr>
             <w:r>
               <w:rPr>
@@ -23647,7 +24311,7 @@
           <w:p>
             <w:pPr>
               <w:pStyle w:val="Compact"/>
-              <w:jc w:val="left"/>
+              <w:jc w:val="center"/>
             </w:pPr>
             <w:r>
               <w:rPr>
@@ -23662,7 +24326,7 @@
           <w:p>
             <w:pPr>
               <w:pStyle w:val="Compact"/>
-              <w:jc w:val="left"/>
+              <w:jc w:val="center"/>
             </w:pPr>
             <m:oMath>
               <m:r>
@@ -23797,7 +24461,7 @@
           <w:p>
             <w:pPr>
               <w:pStyle w:val="Compact"/>
-              <w:jc w:val="left"/>
+              <w:jc w:val="center"/>
             </w:pPr>
             <w:r>
               <w:rPr>
@@ -23812,7 +24476,7 @@
           <w:p>
             <w:pPr>
               <w:pStyle w:val="Compact"/>
-              <w:jc w:val="left"/>
+              <w:jc w:val="center"/>
             </w:pPr>
             <m:oMath>
               <m:r>
@@ -23908,7 +24572,7 @@
           <w:p>
             <w:pPr>
               <w:pStyle w:val="Compact"/>
-              <w:jc w:val="left"/>
+              <w:jc w:val="center"/>
             </w:pPr>
             <w:r>
               <w:rPr>
@@ -23923,7 +24587,7 @@
           <w:p>
             <w:pPr>
               <w:pStyle w:val="Compact"/>
-              <w:jc w:val="left"/>
+              <w:jc w:val="center"/>
             </w:pPr>
             <m:oMath>
               <m:r>
@@ -23987,7 +24651,7 @@
           <w:p>
             <w:pPr>
               <w:pStyle w:val="Compact"/>
-              <w:jc w:val="left"/>
+              <w:jc w:val="center"/>
             </w:pPr>
             <w:r>
               <w:rPr>
@@ -24002,7 +24666,7 @@
           <w:p>
             <w:pPr>
               <w:pStyle w:val="Compact"/>
-              <w:jc w:val="left"/>
+              <w:jc w:val="center"/>
             </w:pPr>
             <m:oMath>
               <m:r>
@@ -24146,7 +24810,7 @@
           <w:p>
             <w:pPr>
               <w:pStyle w:val="Compact"/>
-              <w:jc w:val="left"/>
+              <w:jc w:val="center"/>
             </w:pPr>
             <w:r>
               <w:rPr>
@@ -24161,7 +24825,7 @@
           <w:p>
             <w:pPr>
               <w:pStyle w:val="Compact"/>
-              <w:jc w:val="left"/>
+              <w:jc w:val="center"/>
             </w:pPr>
             <m:oMath>
               <m:r>
@@ -24242,7 +24906,7 @@
           <w:p>
             <w:pPr>
               <w:pStyle w:val="Compact"/>
-              <w:jc w:val="left"/>
+              <w:jc w:val="center"/>
             </w:pPr>
             <w:r>
               <w:rPr>
@@ -24257,7 +24921,7 @@
           <w:p>
             <w:pPr>
               <w:pStyle w:val="Compact"/>
-              <w:jc w:val="left"/>
+              <w:jc w:val="center"/>
             </w:pPr>
             <m:oMath>
               <m:r>
@@ -24339,8 +25003,8 @@
         </w:tc>
       </w:tr>
     </w:tbl>
-    <w:bookmarkEnd w:id="42"/>
-    <w:bookmarkStart w:id="43" w:name="易混概念对比"/>
+    <w:bookmarkEnd w:id="45"/>
+    <w:bookmarkStart w:id="46" w:name="易混概念对比"/>
     <w:p>
       <w:pPr>
         <w:pStyle w:val="Heading3"/>
@@ -24375,7 +25039,7 @@
           <w:p>
             <w:pPr>
               <w:pStyle w:val="Compact"/>
-              <w:jc w:val="left"/>
+              <w:jc w:val="center"/>
             </w:pPr>
             <w:r>
               <w:rPr>
@@ -24391,7 +25055,7 @@
           <w:p>
             <w:pPr>
               <w:pStyle w:val="Compact"/>
-              <w:jc w:val="left"/>
+              <w:jc w:val="center"/>
             </w:pPr>
             <w:r>
               <w:rPr>
@@ -24409,7 +25073,7 @@
           <w:p>
             <w:pPr>
               <w:pStyle w:val="Compact"/>
-              <w:jc w:val="left"/>
+              <w:jc w:val="center"/>
             </w:pPr>
             <w:r>
               <w:rPr>
@@ -24508,7 +25172,7 @@
           <w:p>
             <w:pPr>
               <w:pStyle w:val="Compact"/>
-              <w:jc w:val="left"/>
+              <w:jc w:val="center"/>
             </w:pPr>
             <m:oMath>
               <m:r>
@@ -24553,7 +25217,7 @@
           <w:p>
             <w:pPr>
               <w:pStyle w:val="Compact"/>
-              <w:jc w:val="left"/>
+              <w:jc w:val="center"/>
             </w:pPr>
             <w:r>
               <w:rPr>
@@ -24668,7 +25332,7 @@
           <w:p>
             <w:pPr>
               <w:pStyle w:val="Compact"/>
-              <w:jc w:val="left"/>
+              <w:jc w:val="center"/>
             </w:pPr>
             <m:oMath>
               <m:sSub>
@@ -24773,7 +25437,7 @@
           <w:p>
             <w:pPr>
               <w:pStyle w:val="Compact"/>
-              <w:jc w:val="left"/>
+              <w:jc w:val="center"/>
             </w:pPr>
             <w:r>
               <w:rPr>
@@ -24800,7 +25464,7 @@
           <w:p>
             <w:pPr>
               <w:pStyle w:val="Compact"/>
-              <w:jc w:val="left"/>
+              <w:jc w:val="center"/>
             </w:pPr>
             <w:r>
               <w:rPr>
@@ -24817,7 +25481,7 @@
           <w:p>
             <w:pPr>
               <w:pStyle w:val="Compact"/>
-              <w:jc w:val="left"/>
+              <w:jc w:val="center"/>
             </w:pPr>
             <w:r>
               <w:rPr>
@@ -24844,7 +25508,7 @@
           <w:p>
             <w:pPr>
               <w:pStyle w:val="Compact"/>
-              <w:jc w:val="left"/>
+              <w:jc w:val="center"/>
             </w:pPr>
             <w:r>
               <w:rPr>
@@ -24861,7 +25525,7 @@
           <w:p>
             <w:pPr>
               <w:pStyle w:val="Compact"/>
-              <w:jc w:val="left"/>
+              <w:jc w:val="center"/>
             </w:pPr>
             <w:r>
               <w:rPr>
@@ -24888,7 +25552,7 @@
           <w:p>
             <w:pPr>
               <w:pStyle w:val="Compact"/>
-              <w:jc w:val="left"/>
+              <w:jc w:val="center"/>
             </w:pPr>
             <w:r>
               <w:rPr>
@@ -24905,7 +25569,7 @@
           <w:p>
             <w:pPr>
               <w:pStyle w:val="Compact"/>
-              <w:jc w:val="left"/>
+              <w:jc w:val="center"/>
             </w:pPr>
             <w:r>
               <w:rPr>
@@ -24932,7 +25596,7 @@
           <w:p>
             <w:pPr>
               <w:pStyle w:val="Compact"/>
-              <w:jc w:val="left"/>
+              <w:jc w:val="center"/>
             </w:pPr>
             <w:r>
               <w:rPr>
@@ -24951,9 +25615,9 @@
         </w:pict>
       </w:r>
     </w:p>
-    <w:bookmarkEnd w:id="43"/>
-    <w:bookmarkEnd w:id="44"/>
-    <w:bookmarkStart w:id="48" w:name="八练习题"/>
+    <w:bookmarkEnd w:id="46"/>
+    <w:bookmarkEnd w:id="47"/>
+    <w:bookmarkStart w:id="51" w:name="八练习题"/>
     <w:p>
       <w:pPr>
         <w:pStyle w:val="Heading2"/>
@@ -24965,7 +25629,7 @@
         <w:t xml:space="preserve">八、练习题</w:t>
       </w:r>
     </w:p>
-    <w:bookmarkStart w:id="45" w:name="基础巩固"/>
+    <w:bookmarkStart w:id="48" w:name="基础巩固"/>
     <w:p>
       <w:pPr>
         <w:pStyle w:val="Heading3"/>
@@ -25035,6 +25699,14 @@
         <w:t xml:space="preserve"> </w:t>
       </w:r>
       <m:oMath>
+        <m:oMathPr>
+          <m:ctrlPr>
+            <w:rPr>
+              <w:sz w:val="28"/>
+              <w:szCs w:val="28"/>
+            </w:rPr>
+          </m:ctrlPr>
+        </m:oMathPr>
         <m:r>
           <m:rPr>
             <m:sty m:val="p"/>
@@ -25087,6 +25759,14 @@
         <w:t xml:space="preserve"> </w:t>
       </w:r>
       <m:oMath>
+        <m:oMathPr>
+          <m:ctrlPr>
+            <w:rPr>
+              <w:sz w:val="28"/>
+              <w:szCs w:val="28"/>
+            </w:rPr>
+          </m:ctrlPr>
+        </m:oMathPr>
         <m:r>
           <m:rPr>
             <m:sty m:val="p"/>
@@ -25149,6 +25829,14 @@
         <w:t xml:space="preserve"> </w:t>
       </w:r>
       <m:oMath>
+        <m:oMathPr>
+          <m:ctrlPr>
+            <w:rPr>
+              <w:sz w:val="28"/>
+              <w:szCs w:val="28"/>
+            </w:rPr>
+          </m:ctrlPr>
+        </m:oMathPr>
         <m:r>
           <m:rPr>
             <m:sty m:val="p"/>
@@ -25518,8 +26206,8 @@
         </m:sSub>
       </m:oMath>
     </w:p>
-    <w:bookmarkEnd w:id="45"/>
-    <w:bookmarkStart w:id="46" w:name="提高训练"/>
+    <w:bookmarkEnd w:id="48"/>
+    <w:bookmarkStart w:id="49" w:name="提高训练"/>
     <w:p>
       <w:pPr>
         <w:pStyle w:val="Heading3"/>
@@ -25613,6 +26301,14 @@
         <w:t xml:space="preserve"> </w:t>
       </w:r>
       <m:oMath>
+        <m:oMathPr>
+          <m:ctrlPr>
+            <w:rPr>
+              <w:sz w:val="28"/>
+              <w:szCs w:val="28"/>
+            </w:rPr>
+          </m:ctrlPr>
+        </m:oMathPr>
         <m:r>
           <m:rPr>
             <m:sty m:val="p"/>
@@ -25675,6 +26371,14 @@
         <w:t xml:space="preserve"> </w:t>
       </w:r>
       <m:oMath>
+        <m:oMathPr>
+          <m:ctrlPr>
+            <w:rPr>
+              <w:sz w:val="28"/>
+              <w:szCs w:val="28"/>
+            </w:rPr>
+          </m:ctrlPr>
+        </m:oMathPr>
         <m:r>
           <m:rPr>
             <m:sty m:val="p"/>
@@ -25731,6 +26435,14 @@
         <w:t xml:space="preserve">。通过计算判断能否准确滴定（</w:t>
       </w:r>
       <m:oMath>
+        <m:oMathPr>
+          <m:ctrlPr>
+            <w:rPr>
+              <w:sz w:val="28"/>
+              <w:szCs w:val="28"/>
+            </w:rPr>
+          </m:ctrlPr>
+        </m:oMathPr>
         <m:r>
           <m:rPr>
             <m:sty m:val="p"/>
@@ -25784,6 +26496,14 @@
         <w:t xml:space="preserve">，</w:t>
       </w:r>
       <m:oMath>
+        <m:oMathPr>
+          <m:ctrlPr>
+            <w:rPr>
+              <w:sz w:val="28"/>
+              <w:szCs w:val="28"/>
+            </w:rPr>
+          </m:ctrlPr>
+        </m:oMathPr>
         <m:sSub>
           <m:e>
             <m:r>
@@ -25889,6 +26609,14 @@
         <w:t xml:space="preserve"> </w:t>
       </w:r>
       <m:oMath>
+        <m:oMathPr>
+          <m:ctrlPr>
+            <w:rPr>
+              <w:sz w:val="28"/>
+              <w:szCs w:val="28"/>
+            </w:rPr>
+          </m:ctrlPr>
+        </m:oMathPr>
         <m:r>
           <m:rPr>
             <m:sty m:val="p"/>
@@ -26010,6 +26738,14 @@
         <w:t xml:space="preserve">g。计算试样中Fe的质量分数。已知：</w:t>
       </w:r>
       <m:oMath>
+        <m:oMathPr>
+          <m:ctrlPr>
+            <w:rPr>
+              <w:sz w:val="28"/>
+              <w:szCs w:val="28"/>
+            </w:rPr>
+          </m:ctrlPr>
+        </m:oMathPr>
         <m:r>
           <m:t>M</m:t>
         </m:r>
@@ -26054,6 +26790,14 @@
         <w:t xml:space="preserve">，</w:t>
       </w:r>
       <m:oMath>
+        <m:oMathPr>
+          <m:ctrlPr>
+            <w:rPr>
+              <w:sz w:val="28"/>
+              <w:szCs w:val="28"/>
+            </w:rPr>
+          </m:ctrlPr>
+        </m:oMathPr>
         <m:r>
           <m:t>M</m:t>
         </m:r>
@@ -26269,6 +27013,14 @@
         <w:t xml:space="preserve"> </w:t>
       </w:r>
       <m:oMath>
+        <m:oMathPr>
+          <m:ctrlPr>
+            <w:rPr>
+              <w:sz w:val="28"/>
+              <w:szCs w:val="28"/>
+            </w:rPr>
+          </m:ctrlPr>
+        </m:oMathPr>
         <m:r>
           <m:rPr>
             <m:sty m:val="p"/>
@@ -26319,6 +27071,14 @@
         <w:t xml:space="preserve">，</w:t>
       </w:r>
       <m:oMath>
+        <m:oMathPr>
+          <m:ctrlPr>
+            <w:rPr>
+              <w:sz w:val="28"/>
+              <w:szCs w:val="28"/>
+            </w:rPr>
+          </m:ctrlPr>
+        </m:oMathPr>
         <m:r>
           <m:rPr>
             <m:sty m:val="p"/>
@@ -26381,6 +27141,14 @@
         <w:t xml:space="preserve"> </w:t>
       </w:r>
       <m:oMath>
+        <m:oMathPr>
+          <m:ctrlPr>
+            <w:rPr>
+              <w:sz w:val="28"/>
+              <w:szCs w:val="28"/>
+            </w:rPr>
+          </m:ctrlPr>
+        </m:oMathPr>
         <m:r>
           <m:rPr>
             <m:sty m:val="p"/>
@@ -26449,6 +27217,14 @@
         <w:t xml:space="preserve"> </w:t>
       </w:r>
       <m:oMath>
+        <m:oMathPr>
+          <m:ctrlPr>
+            <w:rPr>
+              <w:sz w:val="28"/>
+              <w:szCs w:val="28"/>
+            </w:rPr>
+          </m:ctrlPr>
+        </m:oMathPr>
         <m:r>
           <m:rPr>
             <m:sty m:val="p"/>
@@ -26605,8 +27381,8 @@
         <w:t xml:space="preserve">？</w:t>
       </w:r>
     </w:p>
-    <w:bookmarkEnd w:id="46"/>
-    <w:bookmarkStart w:id="47" w:name="综合挑战"/>
+    <w:bookmarkEnd w:id="49"/>
+    <w:bookmarkStart w:id="50" w:name="综合挑战"/>
     <w:p>
       <w:pPr>
         <w:pStyle w:val="Heading3"/>
@@ -27079,6 +27855,14 @@
         <w:t xml:space="preserve">已知：</w:t>
       </w:r>
       <m:oMath>
+        <m:oMathPr>
+          <m:ctrlPr>
+            <w:rPr>
+              <w:sz w:val="28"/>
+              <w:szCs w:val="28"/>
+            </w:rPr>
+          </m:ctrlPr>
+        </m:oMathPr>
         <m:r>
           <m:t>M</m:t>
         </m:r>
@@ -27123,6 +27907,14 @@
         <w:t xml:space="preserve">，</w:t>
       </w:r>
       <m:oMath>
+        <m:oMathPr>
+          <m:ctrlPr>
+            <w:rPr>
+              <w:sz w:val="28"/>
+              <w:szCs w:val="28"/>
+            </w:rPr>
+          </m:ctrlPr>
+        </m:oMathPr>
         <m:r>
           <m:t>M</m:t>
         </m:r>
@@ -27204,9 +27996,9 @@
         </w:pict>
       </w:r>
     </w:p>
-    <w:bookmarkEnd w:id="47"/>
-    <w:bookmarkEnd w:id="48"/>
-    <w:bookmarkStart w:id="49" w:name="九参考答案与提示"/>
+    <w:bookmarkEnd w:id="50"/>
+    <w:bookmarkEnd w:id="51"/>
+    <w:bookmarkStart w:id="52" w:name="九参考答案与提示"/>
     <w:p>
       <w:pPr>
         <w:pStyle w:val="Heading2"/>
@@ -27236,6 +28028,14 @@
         <w:t xml:space="preserve"> </w:t>
       </w:r>
       <m:oMath>
+        <m:oMathPr>
+          <m:ctrlPr>
+            <w:rPr>
+              <w:sz w:val="28"/>
+              <w:szCs w:val="28"/>
+            </w:rPr>
+          </m:ctrlPr>
+        </m:oMathPr>
         <m:r>
           <m:rPr>
             <m:sty m:val="p"/>
@@ -27387,6 +28187,14 @@
         <w:t xml:space="preserve"> </w:t>
       </w:r>
       <m:oMath>
+        <m:oMathPr>
+          <m:ctrlPr>
+            <w:rPr>
+              <w:sz w:val="28"/>
+              <w:szCs w:val="28"/>
+            </w:rPr>
+          </m:ctrlPr>
+        </m:oMathPr>
         <m:r>
           <m:t>F</m:t>
         </m:r>
@@ -27500,6 +28308,14 @@
         <w:t xml:space="preserve"> </w:t>
       </w:r>
       <m:oMath>
+        <m:oMathPr>
+          <m:ctrlPr>
+            <w:rPr>
+              <w:sz w:val="28"/>
+              <w:szCs w:val="28"/>
+            </w:rPr>
+          </m:ctrlPr>
+        </m:oMathPr>
         <m:r>
           <m:t>F</m:t>
         </m:r>
@@ -27604,6 +28420,14 @@
         <w:t xml:space="preserve"> </w:t>
       </w:r>
       <m:oMath>
+        <m:oMathPr>
+          <m:ctrlPr>
+            <w:rPr>
+              <w:sz w:val="28"/>
+              <w:szCs w:val="28"/>
+            </w:rPr>
+          </m:ctrlPr>
+        </m:oMathPr>
         <m:r>
           <m:t>F</m:t>
         </m:r>
@@ -27711,6 +28535,14 @@
         <w:t xml:space="preserve"> </w:t>
       </w:r>
       <m:oMath>
+        <m:oMathPr>
+          <m:ctrlPr>
+            <w:rPr>
+              <w:sz w:val="28"/>
+              <w:szCs w:val="28"/>
+            </w:rPr>
+          </m:ctrlPr>
+        </m:oMathPr>
         <m:r>
           <m:rPr>
             <m:sty m:val="p"/>
@@ -27787,6 +28619,14 @@
         <w:t xml:space="preserve">；</w:t>
       </w:r>
       <m:oMath>
+        <m:oMathPr>
+          <m:ctrlPr>
+            <w:rPr>
+              <w:sz w:val="28"/>
+              <w:szCs w:val="28"/>
+            </w:rPr>
+          </m:ctrlPr>
+        </m:oMathPr>
         <m:sSub>
           <m:e>
             <m:r>
@@ -27876,6 +28716,14 @@
         <w:t xml:space="preserve">；</w:t>
       </w:r>
       <m:oMath>
+        <m:oMathPr>
+          <m:ctrlPr>
+            <w:rPr>
+              <w:sz w:val="28"/>
+              <w:szCs w:val="28"/>
+            </w:rPr>
+          </m:ctrlPr>
+        </m:oMathPr>
         <m:r>
           <m:rPr>
             <m:sty m:val="p"/>
@@ -28195,6 +29043,14 @@
         <w:t xml:space="preserve"> </w:t>
       </w:r>
       <m:oMath>
+        <m:oMathPr>
+          <m:ctrlPr>
+            <w:rPr>
+              <w:sz w:val="28"/>
+              <w:szCs w:val="28"/>
+            </w:rPr>
+          </m:ctrlPr>
+        </m:oMathPr>
         <m:r>
           <m:t>F</m:t>
         </m:r>
@@ -28341,6 +29197,14 @@
         <w:t xml:space="preserve">；</w:t>
       </w:r>
       <m:oMath>
+        <m:oMathPr>
+          <m:ctrlPr>
+            <w:rPr>
+              <w:sz w:val="28"/>
+              <w:szCs w:val="28"/>
+            </w:rPr>
+          </m:ctrlPr>
+        </m:oMathPr>
         <m:sSub>
           <m:e>
             <m:r>
@@ -28454,6 +29318,14 @@
         <w:t xml:space="preserve">1.5时：</w:t>
       </w:r>
       <m:oMath>
+        <m:oMathPr>
+          <m:ctrlPr>
+            <w:rPr>
+              <w:sz w:val="28"/>
+              <w:szCs w:val="28"/>
+            </w:rPr>
+          </m:ctrlPr>
+        </m:oMathPr>
         <m:r>
           <m:rPr>
             <m:sty m:val="p"/>
@@ -28530,6 +29402,14 @@
         <w:t xml:space="preserve">；</w:t>
       </w:r>
       <m:oMath>
+        <m:oMathPr>
+          <m:ctrlPr>
+            <w:rPr>
+              <w:sz w:val="28"/>
+              <w:szCs w:val="28"/>
+            </w:rPr>
+          </m:ctrlPr>
+        </m:oMathPr>
         <m:r>
           <m:rPr>
             <m:sty m:val="p"/>
@@ -28603,6 +29483,14 @@
         <w:t xml:space="preserve">。</w:t>
       </w:r>
       <m:oMath>
+        <m:oMathPr>
+          <m:ctrlPr>
+            <w:rPr>
+              <w:sz w:val="28"/>
+              <w:szCs w:val="28"/>
+            </w:rPr>
+          </m:ctrlPr>
+        </m:oMathPr>
         <m:r>
           <m:rPr>
             <m:sty m:val="p"/>
@@ -28786,6 +29674,14 @@
         <w:t xml:space="preserve">；</w:t>
       </w:r>
       <m:oMath>
+        <m:oMathPr>
+          <m:ctrlPr>
+            <w:rPr>
+              <w:sz w:val="28"/>
+              <w:szCs w:val="28"/>
+            </w:rPr>
+          </m:ctrlPr>
+        </m:oMathPr>
         <m:r>
           <m:rPr>
             <m:sty m:val="p"/>
@@ -28987,6 +29883,14 @@
         <w:t xml:space="preserve">5.0：</w:t>
       </w:r>
       <m:oMath>
+        <m:oMathPr>
+          <m:ctrlPr>
+            <w:rPr>
+              <w:sz w:val="28"/>
+              <w:szCs w:val="28"/>
+            </w:rPr>
+          </m:ctrlPr>
+        </m:oMathPr>
         <m:r>
           <m:rPr>
             <m:sty m:val="p"/>
@@ -29063,6 +29967,14 @@
         <w:t xml:space="preserve">；</w:t>
       </w:r>
       <m:oMath>
+        <m:oMathPr>
+          <m:ctrlPr>
+            <w:rPr>
+              <w:sz w:val="28"/>
+              <w:szCs w:val="28"/>
+            </w:rPr>
+          </m:ctrlPr>
+        </m:oMathPr>
         <m:r>
           <m:rPr>
             <m:sty m:val="p"/>
@@ -29377,6 +30289,14 @@
         <w:t xml:space="preserve">的</w:t>
       </w:r>
       <m:oMath>
+        <m:oMathPr>
+          <m:ctrlPr>
+            <w:rPr>
+              <w:sz w:val="28"/>
+              <w:szCs w:val="28"/>
+            </w:rPr>
+          </m:ctrlPr>
+        </m:oMathPr>
         <m:r>
           <m:rPr>
             <m:sty m:val="p"/>
@@ -29479,6 +30399,14 @@
         <w:t xml:space="preserve">的</w:t>
       </w:r>
       <m:oMath>
+        <m:oMathPr>
+          <m:ctrlPr>
+            <w:rPr>
+              <w:sz w:val="28"/>
+              <w:szCs w:val="28"/>
+            </w:rPr>
+          </m:ctrlPr>
+        </m:oMathPr>
         <m:r>
           <m:rPr>
             <m:sty m:val="p"/>
@@ -29547,6 +30475,14 @@
         <w:t xml:space="preserve">加入总EDTA：</w:t>
       </w:r>
       <m:oMath>
+        <m:oMathPr>
+          <m:ctrlPr>
+            <w:rPr>
+              <w:sz w:val="28"/>
+              <w:szCs w:val="28"/>
+            </w:rPr>
+          </m:ctrlPr>
+        </m:oMathPr>
         <m:sSub>
           <m:e>
             <m:r>
@@ -29698,6 +30634,14 @@
         <w:t xml:space="preserve">：</w:t>
       </w:r>
       <m:oMath>
+        <m:oMathPr>
+          <m:ctrlPr>
+            <w:rPr>
+              <w:sz w:val="28"/>
+              <w:szCs w:val="28"/>
+            </w:rPr>
+          </m:ctrlPr>
+        </m:oMathPr>
         <m:sSub>
           <m:e>
             <m:r>
@@ -29893,6 +30837,14 @@
         <w:t xml:space="preserve">配位的EDTA总量：</w:t>
       </w:r>
       <m:oMath>
+        <m:oMathPr>
+          <m:ctrlPr>
+            <w:rPr>
+              <w:sz w:val="28"/>
+              <w:szCs w:val="28"/>
+            </w:rPr>
+          </m:ctrlPr>
+        </m:oMathPr>
         <m:sSub>
           <m:e>
             <m:r>
@@ -30073,6 +31025,14 @@
         <w:t xml:space="preserve">释放的EDTA（即Al的量）：</w:t>
       </w:r>
       <m:oMath>
+        <m:oMathPr>
+          <m:ctrlPr>
+            <w:rPr>
+              <w:sz w:val="28"/>
+              <w:szCs w:val="28"/>
+            </w:rPr>
+          </m:ctrlPr>
+        </m:oMathPr>
         <m:sSub>
           <m:e>
             <m:r>
@@ -30200,6 +31160,14 @@
         <w:t xml:space="preserve">配位的EDTA：</w:t>
       </w:r>
       <m:oMath>
+        <m:oMathPr>
+          <m:ctrlPr>
+            <w:rPr>
+              <w:sz w:val="28"/>
+              <w:szCs w:val="28"/>
+            </w:rPr>
+          </m:ctrlPr>
+        </m:oMathPr>
         <m:sSub>
           <m:e>
             <m:r>
@@ -30296,6 +31264,12 @@
       <m:oMathPara>
         <m:oMathParaPr>
           <m:jc m:val="center"/>
+          <m:ctrlPr>
+            <w:rPr>
+              <w:sz w:val="28"/>
+              <w:szCs w:val="28"/>
+            </w:rPr>
+          </m:ctrlPr>
         </m:oMathParaPr>
         <m:oMath>
           <m:sSub>
@@ -30413,6 +31387,12 @@
       <m:oMathPara>
         <m:oMathParaPr>
           <m:jc m:val="center"/>
+          <m:ctrlPr>
+            <w:rPr>
+              <w:sz w:val="28"/>
+              <w:szCs w:val="28"/>
+            </w:rPr>
+          </m:ctrlPr>
         </m:oMathParaPr>
         <m:oMath>
           <m:sSub>
@@ -30530,8 +31510,8 @@
         </w:pict>
       </w:r>
     </w:p>
-    <w:bookmarkEnd w:id="49"/>
-    <w:bookmarkStart w:id="50" w:name="十拓展与联系"/>
+    <w:bookmarkEnd w:id="52"/>
+    <w:bookmarkStart w:id="53" w:name="十拓展与联系"/>
     <w:p>
       <w:pPr>
         <w:pStyle w:val="Heading2"/>
@@ -30734,8 +31714,8 @@
         <w:t xml:space="preserve">指示剂选择</w:t>
       </w:r>
     </w:p>
-    <w:bookmarkEnd w:id="50"/>
-    <w:bookmarkEnd w:id="51"/>
+    <w:bookmarkEnd w:id="53"/>
+    <w:bookmarkEnd w:id="54"/>
     <w:sectPr>
       <w:footerReference w:type="default" r:id="rId9"/>
       <w:footnotePr>

--- a/06-学生侧材料/讲义/2026-06-23-络合滴定与重量分析.docx
+++ b/06-学生侧材料/讲义/2026-06-23-络合滴定与重量分析.docx
@@ -885,8 +885,15 @@
     </w:p>
     <w:p>
       <w:pPr>
-        <w:pStyle w:val="BlockText"/>
+        <w:pStyle w:val="FirstParagraph"/>
       </w:pPr>
+      <w:r>
+        <w:rPr>
+          <w:b/>
+          <w:bCs/>
+        </w:rPr>
+        <w:t xml:space="preserve">💡 </w:t>
+      </w:r>
       <w:r>
         <w:rPr>
           <w:rFonts w:hint="eastAsia" w:eastAsia="SimSun" w:ascii="Times New Roman" w:hAnsi="Times New Roman"/>
@@ -910,7 +917,7 @@
     </w:p>
     <w:p>
       <w:pPr>
-        <w:pStyle w:val="FirstParagraph"/>
+        <w:pStyle w:val="BodyText"/>
         <w:jc w:val="center"/>
       </w:pPr>
       <w:r>
@@ -1769,8 +1776,14 @@
     </w:tbl>
     <w:p>
       <w:pPr>
-        <w:pStyle w:val="BlockText"/>
+        <w:pStyle w:val="BodyText"/>
       </w:pPr>
+      <w:r>
+        <w:t xml:space="preserve">⚠️</w:t>
+      </w:r>
+      <w:r>
+        <w:t xml:space="preserve"> </w:t>
+      </w:r>
       <w:r>
         <w:rPr>
           <w:rFonts w:hint="eastAsia" w:eastAsia="SimSun" w:ascii="Times New Roman" w:hAnsi="Times New Roman"/>
@@ -3498,8 +3511,14 @@
     </w:p>
     <w:p>
       <w:pPr>
-        <w:pStyle w:val="BlockText"/>
+        <w:pStyle w:val="BodyText"/>
       </w:pPr>
+      <w:r>
+        <w:t xml:space="preserve">⚠️</w:t>
+      </w:r>
+      <w:r>
+        <w:t xml:space="preserve"> </w:t>
+      </w:r>
       <w:r>
         <w:rPr>
           <w:rFonts w:hint="eastAsia" w:eastAsia="SimSun" w:ascii="Times New Roman" w:hAnsi="Times New Roman"/>
@@ -4510,8 +4529,15 @@
     </w:p>
     <w:p>
       <w:pPr>
-        <w:pStyle w:val="BlockText"/>
+        <w:pStyle w:val="BodyText"/>
       </w:pPr>
+      <w:r>
+        <w:rPr>
+          <w:b/>
+          <w:bCs/>
+        </w:rPr>
+        <w:t xml:space="preserve">💡 </w:t>
+      </w:r>
       <w:r>
         <w:rPr>
           <w:rFonts w:hint="eastAsia" w:eastAsia="SimSun" w:ascii="Times New Roman" w:hAnsi="Times New Roman"/>
@@ -4573,7 +4599,7 @@
     </w:p>
     <w:p>
       <w:pPr>
-        <w:pStyle w:val="FirstParagraph"/>
+        <w:pStyle w:val="BodyText"/>
       </w:pPr>
       <w:r>
         <w:rPr>
@@ -7165,8 +7191,14 @@
     </w:tbl>
     <w:p>
       <w:pPr>
-        <w:pStyle w:val="BlockText"/>
+        <w:pStyle w:val="BodyText"/>
       </w:pPr>
+      <w:r>
+        <w:t xml:space="preserve">⚠️</w:t>
+      </w:r>
+      <w:r>
+        <w:t xml:space="preserve"> </w:t>
+      </w:r>
       <w:r>
         <w:rPr>
           <w:rFonts w:hint="eastAsia" w:eastAsia="SimSun" w:ascii="Times New Roman" w:hAnsi="Times New Roman"/>
@@ -7450,8 +7482,14 @@
     </w:p>
     <w:p>
       <w:pPr>
-        <w:pStyle w:val="BlockText"/>
+        <w:pStyle w:val="FirstParagraph"/>
       </w:pPr>
+      <w:r>
+        <w:t xml:space="preserve">⚠️</w:t>
+      </w:r>
+      <w:r>
+        <w:t xml:space="preserve"> </w:t>
+      </w:r>
       <w:r>
         <w:rPr>
           <w:rFonts w:hint="eastAsia" w:eastAsia="SimSun" w:ascii="Times New Roman" w:hAnsi="Times New Roman"/>
@@ -10390,8 +10428,14 @@
     </w:p>
     <w:p>
       <w:pPr>
-        <w:pStyle w:val="BlockText"/>
+        <w:pStyle w:val="BodyText"/>
       </w:pPr>
+      <w:r>
+        <w:t xml:space="preserve">⚠️</w:t>
+      </w:r>
+      <w:r>
+        <w:t xml:space="preserve"> </w:t>
+      </w:r>
       <w:r>
         <w:rPr>
           <w:rFonts w:hint="eastAsia" w:eastAsia="SimSun" w:ascii="Times New Roman" w:hAnsi="Times New Roman"/>
@@ -10441,7 +10485,7 @@
     </w:p>
     <w:p>
       <w:pPr>
-        <w:pStyle w:val="FirstParagraph"/>
+        <w:pStyle w:val="BodyText"/>
       </w:pPr>
       <m:oMath>
         <m:r>
@@ -13593,8 +13637,15 @@
     </w:tbl>
     <w:p>
       <w:pPr>
-        <w:pStyle w:val="BlockText"/>
+        <w:pStyle w:val="BodyText"/>
       </w:pPr>
+      <w:r>
+        <w:rPr>
+          <w:b/>
+          <w:bCs/>
+        </w:rPr>
+        <w:t xml:space="preserve">💡 </w:t>
+      </w:r>
       <w:r>
         <w:rPr>
           <w:rFonts w:hint="eastAsia" w:eastAsia="SimSun" w:ascii="Times New Roman" w:hAnsi="Times New Roman"/>
@@ -15068,8 +15119,14 @@
     </w:tbl>
     <w:p>
       <w:pPr>
-        <w:pStyle w:val="BlockText"/>
+        <w:pStyle w:val="BodyText"/>
       </w:pPr>
+      <w:r>
+        <w:t xml:space="preserve">⚠️</w:t>
+      </w:r>
+      <w:r>
+        <w:t xml:space="preserve"> </w:t>
+      </w:r>
       <w:r>
         <w:rPr>
           <w:rFonts w:hint="eastAsia" w:eastAsia="SimSun" w:ascii="Times New Roman" w:hAnsi="Times New Roman"/>
@@ -15098,7 +15155,7 @@
     </w:p>
     <w:p>
       <w:pPr>
-        <w:pStyle w:val="FirstParagraph"/>
+        <w:pStyle w:val="BodyText"/>
       </w:pPr>
       <w:r>
         <w:rPr>
@@ -18044,8 +18101,11 @@
     </w:p>
     <w:p>
       <w:pPr>
-        <w:pStyle w:val="BlockText"/>
+        <w:pStyle w:val="BodyText"/>
       </w:pPr>
+      <w:r>
+        <w:t xml:space="preserve">💡 </w:t>
+      </w:r>
       <w:r>
         <w:rPr>
           <w:rFonts w:hint="eastAsia" w:eastAsia="SimSun" w:ascii="Times New Roman" w:hAnsi="Times New Roman"/>
@@ -22082,8 +22142,14 @@
     </w:p>
     <w:p>
       <w:pPr>
-        <w:pStyle w:val="BlockText"/>
+        <w:pStyle w:val="BodyText"/>
       </w:pPr>
+      <w:r>
+        <w:t xml:space="preserve">⚠️</w:t>
+      </w:r>
+      <w:r>
+        <w:t xml:space="preserve"> </w:t>
+      </w:r>
       <w:r>
         <w:rPr>
           <w:rFonts w:hint="eastAsia" w:eastAsia="SimSun" w:ascii="Times New Roman" w:hAnsi="Times New Roman"/>
